--- a/Lab/Lab1/Zvit.docx
+++ b/Lab/Lab1/Zvit.docx
@@ -286,7 +286,6 @@
               <w:rPr>
                 <w:rFonts w:cs="Times New Roman"/>
                 <w:szCs w:val="28"/>
-                <w:lang w:val="en-US"/>
               </w:rPr>
             </w:pPr>
             <w:r>
@@ -315,7 +314,6 @@
               <w:rPr>
                 <w:rFonts w:cs="Times New Roman"/>
                 <w:szCs w:val="28"/>
-                <w:lang w:val="en-US"/>
               </w:rPr>
               <w:t>1</w:t>
             </w:r>
@@ -738,17 +736,7 @@
                 <w:szCs w:val="28"/>
                 <w:lang w:eastAsia="uk-UA"/>
               </w:rPr>
-              <w:t xml:space="preserve"> </w:t>
-            </w:r>
-            <w:r>
-              <w:rPr>
-                <w:rFonts w:eastAsia="Times New Roman" w:cs="Times New Roman"/>
-                <w:b/>
-                <w:bCs/>
-                <w:szCs w:val="28"/>
-                <w:lang w:eastAsia="uk-UA"/>
-              </w:rPr>
-              <w:t>середовищі</w:t>
+              <w:t xml:space="preserve"> середовищі</w:t>
             </w:r>
           </w:p>
         </w:tc>
@@ -828,23 +816,7 @@
                 <w:szCs w:val="28"/>
                 <w:lang w:eastAsia="uk-UA"/>
               </w:rPr>
-              <w:t>,</w:t>
-            </w:r>
-            <w:r>
-              <w:rPr>
-                <w:rFonts w:eastAsia="Times New Roman" w:cs="Times New Roman"/>
-                <w:szCs w:val="28"/>
-                <w:lang w:eastAsia="uk-UA"/>
-              </w:rPr>
-              <w:t xml:space="preserve"> </w:t>
-            </w:r>
-            <w:r>
-              <w:rPr>
-                <w:rFonts w:eastAsia="Times New Roman" w:cs="Times New Roman"/>
-                <w:szCs w:val="28"/>
-                <w:lang w:eastAsia="uk-UA"/>
-              </w:rPr>
-              <w:t xml:space="preserve">віддаленим репозиторієм </w:t>
+              <w:t xml:space="preserve">, віддаленим репозиторієм </w:t>
             </w:r>
             <w:proofErr w:type="spellStart"/>
             <w:r>
@@ -862,15 +834,7 @@
                 <w:szCs w:val="28"/>
                 <w:lang w:eastAsia="uk-UA"/>
               </w:rPr>
-              <w:t xml:space="preserve"> та для роботи з інтерпретатором</w:t>
-            </w:r>
-            <w:r>
-              <w:rPr>
-                <w:rFonts w:eastAsia="Times New Roman" w:cs="Times New Roman"/>
-                <w:szCs w:val="28"/>
-                <w:lang w:eastAsia="uk-UA"/>
-              </w:rPr>
-              <w:t xml:space="preserve"> </w:t>
+              <w:t xml:space="preserve"> та для роботи з інтерпретатором </w:t>
             </w:r>
             <w:proofErr w:type="spellStart"/>
             <w:r>
@@ -888,23 +852,7 @@
                 <w:szCs w:val="28"/>
                 <w:lang w:eastAsia="uk-UA"/>
               </w:rPr>
-              <w:t xml:space="preserve"> у</w:t>
-            </w:r>
-            <w:r>
-              <w:rPr>
-                <w:rFonts w:eastAsia="Times New Roman" w:cs="Times New Roman"/>
-                <w:szCs w:val="28"/>
-                <w:lang w:eastAsia="uk-UA"/>
-              </w:rPr>
-              <w:t xml:space="preserve"> </w:t>
-            </w:r>
-            <w:r>
-              <w:rPr>
-                <w:rFonts w:eastAsia="Times New Roman" w:cs="Times New Roman"/>
-                <w:szCs w:val="28"/>
-                <w:lang w:eastAsia="uk-UA"/>
-              </w:rPr>
-              <w:t xml:space="preserve">середовищі IDE </w:t>
+              <w:t xml:space="preserve"> у середовищі IDE </w:t>
             </w:r>
             <w:proofErr w:type="spellStart"/>
             <w:r>
@@ -1007,45 +955,51 @@
         <w:rPr>
           <w:rStyle w:val="citation-430"/>
         </w:rPr>
-        <w:t xml:space="preserve"> і налагодити доступ до нього (за SSH, або</w:t>
-      </w:r>
+        <w:t xml:space="preserve"> і налагодити доступ до нього (за SSH, або </w:t>
+      </w:r>
+      <w:proofErr w:type="spellStart"/>
       <w:r>
         <w:rPr>
           <w:rStyle w:val="citation-430"/>
-          <w:lang w:val="ru-RU"/>
-        </w:rPr>
-        <w:t xml:space="preserve"> </w:t>
-      </w:r>
-      <w:proofErr w:type="spellStart"/>
+        </w:rPr>
+        <w:t>https</w:t>
+      </w:r>
+      <w:proofErr w:type="spellEnd"/>
       <w:r>
         <w:rPr>
           <w:rStyle w:val="citation-430"/>
         </w:rPr>
-        <w:t>https</w:t>
-      </w:r>
-      <w:proofErr w:type="spellEnd"/>
-      <w:r>
-        <w:rPr>
-          <w:rStyle w:val="citation-430"/>
-        </w:rPr>
         <w:t xml:space="preserve"> протоколом).</w:t>
       </w:r>
     </w:p>
-    <w:p/>
+    <w:p>
+      <w:pPr>
+        <w:rPr>
+          <w:rFonts w:cs="Times New Roman"/>
+          <w:szCs w:val="28"/>
+        </w:rPr>
+      </w:pPr>
+    </w:p>
     <w:p>
       <w:pPr>
         <w:keepNext/>
         <w:spacing w:after="0" w:line="360" w:lineRule="auto"/>
         <w:jc w:val="center"/>
-      </w:pPr>
-      <w:r>
-        <w:rPr>
+        <w:rPr>
+          <w:rFonts w:cs="Times New Roman"/>
+          <w:szCs w:val="28"/>
+        </w:rPr>
+      </w:pPr>
+      <w:r>
+        <w:rPr>
+          <w:rFonts w:cs="Times New Roman"/>
           <w:noProof/>
+          <w:szCs w:val="28"/>
         </w:rPr>
         <w:drawing>
-          <wp:inline distT="0" distB="0" distL="0" distR="0" wp14:anchorId="3B65DF39" wp14:editId="4E3170D6">
-            <wp:extent cx="4568773" cy="2750493"/>
-            <wp:effectExtent l="0" t="0" r="3810" b="0"/>
+          <wp:inline distT="0" distB="0" distL="0" distR="0" wp14:anchorId="3B65DF39" wp14:editId="1C7988C5">
+            <wp:extent cx="5718428" cy="2981325"/>
+            <wp:effectExtent l="0" t="0" r="0" b="0"/>
             <wp:docPr id="2" name="Рисунок 1"/>
             <wp:cNvGraphicFramePr>
               <a:graphicFrameLocks xmlns:a="http://schemas.openxmlformats.org/drawingml/2006/main" noChangeAspect="1"/>
@@ -1054,11 +1008,11 @@
               <a:graphicData uri="http://schemas.openxmlformats.org/drawingml/2006/picture">
                 <pic:pic xmlns:pic="http://schemas.openxmlformats.org/drawingml/2006/picture">
                   <pic:nvPicPr>
-                    <pic:cNvPr id="1535254169" name="Рисунок 1"/>
+                    <pic:cNvPr id="2" name="Рисунок 1"/>
                     <pic:cNvPicPr/>
                   </pic:nvPicPr>
                   <pic:blipFill>
-                    <a:blip r:embed="rId6">
+                    <a:blip r:embed="rId6" cstate="print">
                       <a:extLst>
                         <a:ext uri="{28A0092B-C50C-407E-A947-70E740481C1C}">
                           <a14:useLocalDpi xmlns:a14="http://schemas.microsoft.com/office/drawing/2010/main" val="0"/>
@@ -1072,7 +1026,7 @@
                   <pic:spPr>
                     <a:xfrm>
                       <a:off x="0" y="0"/>
-                      <a:ext cx="4585464" cy="2760541"/>
+                      <a:ext cx="5735445" cy="2990197"/>
                     </a:xfrm>
                     <a:prstGeom prst="rect">
                       <a:avLst/>
@@ -1114,6 +1068,7 @@
       </w:r>
       <w:r>
         <w:rPr>
+          <w:rFonts w:cs="Times New Roman"/>
           <w:i w:val="0"/>
           <w:iCs w:val="0"/>
           <w:color w:val="auto"/>
@@ -1124,6 +1079,7 @@
       </w:r>
       <w:r>
         <w:rPr>
+          <w:rFonts w:cs="Times New Roman"/>
           <w:i w:val="0"/>
           <w:iCs w:val="0"/>
           <w:color w:val="auto"/>
@@ -1134,6 +1090,7 @@
       </w:r>
       <w:r>
         <w:rPr>
+          <w:rFonts w:cs="Times New Roman"/>
           <w:i w:val="0"/>
           <w:iCs w:val="0"/>
           <w:color w:val="auto"/>
@@ -1144,6 +1101,7 @@
       </w:r>
       <w:r>
         <w:rPr>
+          <w:rFonts w:cs="Times New Roman"/>
           <w:i w:val="0"/>
           <w:iCs w:val="0"/>
           <w:noProof/>
@@ -1155,6 +1113,7 @@
       </w:r>
       <w:r>
         <w:rPr>
+          <w:rFonts w:cs="Times New Roman"/>
           <w:i w:val="0"/>
           <w:iCs w:val="0"/>
           <w:color w:val="auto"/>
@@ -1172,29 +1131,7 @@
           <w:sz w:val="28"/>
           <w:szCs w:val="28"/>
         </w:rPr>
-        <w:t xml:space="preserve"> </w:t>
-      </w:r>
-      <w:r>
-        <w:rPr>
-          <w:rFonts w:cs="Times New Roman"/>
-          <w:i w:val="0"/>
-          <w:iCs w:val="0"/>
-          <w:color w:val="auto"/>
-          <w:sz w:val="28"/>
-          <w:szCs w:val="28"/>
-        </w:rPr>
-        <w:t xml:space="preserve">– </w:t>
-      </w:r>
-      <w:r>
-        <w:rPr>
-          <w:rFonts w:cs="Times New Roman"/>
-          <w:i w:val="0"/>
-          <w:iCs w:val="0"/>
-          <w:color w:val="auto"/>
-          <w:sz w:val="28"/>
-          <w:szCs w:val="28"/>
-        </w:rPr>
-        <w:t>До з</w:t>
+        <w:t xml:space="preserve"> – До з</w:t>
       </w:r>
       <w:r>
         <w:rPr>
@@ -1206,156 +1143,93 @@
           <w:sz w:val="28"/>
           <w:szCs w:val="28"/>
         </w:rPr>
-        <w:t xml:space="preserve">авдання </w:t>
-      </w:r>
-      <w:r>
-        <w:rPr>
-          <w:rStyle w:val="citation-423"/>
-          <w:rFonts w:cs="Times New Roman"/>
-          <w:i w:val="0"/>
-          <w:iCs w:val="0"/>
-          <w:color w:val="auto"/>
-          <w:sz w:val="28"/>
-          <w:szCs w:val="28"/>
-        </w:rPr>
-        <w:t>1 (</w:t>
-      </w:r>
-      <w:proofErr w:type="spellStart"/>
-      <w:r>
-        <w:rPr>
-          <w:rStyle w:val="citation-423"/>
-          <w:rFonts w:cs="Times New Roman"/>
-          <w:i w:val="0"/>
-          <w:iCs w:val="0"/>
-          <w:color w:val="auto"/>
-          <w:sz w:val="28"/>
-          <w:szCs w:val="28"/>
-        </w:rPr>
-        <w:t>вибірков</w:t>
-      </w:r>
-      <w:proofErr w:type="spellEnd"/>
-      <w:r>
-        <w:rPr>
-          <w:rStyle w:val="citation-423"/>
-          <w:rFonts w:cs="Times New Roman"/>
-          <w:i w:val="0"/>
-          <w:iCs w:val="0"/>
-          <w:color w:val="auto"/>
-          <w:sz w:val="28"/>
-          <w:szCs w:val="28"/>
-          <w:lang w:val="ru-RU"/>
-        </w:rPr>
-        <w:t>е</w:t>
-      </w:r>
-      <w:r>
-        <w:rPr>
-          <w:rStyle w:val="citation-423"/>
-          <w:rFonts w:cs="Times New Roman"/>
-          <w:i w:val="0"/>
-          <w:iCs w:val="0"/>
-          <w:color w:val="auto"/>
-          <w:sz w:val="28"/>
-          <w:szCs w:val="28"/>
-        </w:rPr>
-        <w:t xml:space="preserve"> середнє</w:t>
-      </w:r>
-      <w:r>
-        <w:rPr>
-          <w:rStyle w:val="citation-423"/>
-          <w:rFonts w:cs="Times New Roman"/>
-          <w:i w:val="0"/>
-          <w:iCs w:val="0"/>
-          <w:color w:val="auto"/>
-          <w:sz w:val="28"/>
-          <w:szCs w:val="28"/>
-        </w:rPr>
-        <w:t>)</w:t>
-      </w:r>
-    </w:p>
-    <w:p/>
-    <w:p>
-      <w:pPr>
-        <w:pStyle w:val="1"/>
-      </w:pPr>
-      <w:r>
-        <w:t xml:space="preserve">Створити на </w:t>
-      </w:r>
-      <w:proofErr w:type="spellStart"/>
-      <w:r>
-        <w:t>GitHub</w:t>
-      </w:r>
-      <w:proofErr w:type="spellEnd"/>
-      <w:r>
-        <w:t xml:space="preserve"> репозиторій </w:t>
-      </w:r>
-      <w:proofErr w:type="spellStart"/>
-      <w:r>
-        <w:t>matstat</w:t>
-      </w:r>
-      <w:proofErr w:type="spellEnd"/>
-      <w:r>
-        <w:t>_&lt;</w:t>
-      </w:r>
-      <w:proofErr w:type="spellStart"/>
-      <w:r>
-        <w:t>student</w:t>
-      </w:r>
-      <w:proofErr w:type="spellEnd"/>
-      <w:r>
-        <w:t xml:space="preserve"> </w:t>
-      </w:r>
-      <w:proofErr w:type="spellStart"/>
-      <w:r>
-        <w:t>secondname</w:t>
-      </w:r>
-      <w:proofErr w:type="spellEnd"/>
-      <w:r>
-        <w:t>&gt; з файлом</w:t>
-      </w:r>
-      <w:r>
-        <w:t xml:space="preserve"> </w:t>
-      </w:r>
-      <w:r>
-        <w:t>README такого вмісту:</w:t>
+        <w:t>авдання 1</w:t>
       </w:r>
     </w:p>
     <w:p>
       <w:pPr>
         <w:rPr>
-          <w:lang w:val="ru-RU"/>
-        </w:rPr>
-      </w:pPr>
-      <w:r>
-        <w:t xml:space="preserve">«У цьому каталозі містяться лабораторні роботи з </w:t>
-      </w:r>
-      <w:proofErr w:type="spellStart"/>
-      <w:r>
-        <w:t>навчадбної</w:t>
-      </w:r>
-      <w:proofErr w:type="spellEnd"/>
-      <w:r>
-        <w:t xml:space="preserve"> дисципліни</w:t>
-      </w:r>
-      <w:r>
-        <w:rPr>
-          <w:lang w:val="ru-RU"/>
-        </w:rPr>
-        <w:t xml:space="preserve"> </w:t>
-      </w:r>
-      <w:r>
-        <w:t>«Алгоритми і методи обчислень» студента групи &lt;шифр групи&gt; &lt;ПІП&gt;</w:t>
-      </w:r>
-      <w:r>
-        <w:rPr>
-          <w:lang w:val="ru-RU"/>
-        </w:rPr>
-        <w:t>»</w:t>
-      </w:r>
+          <w:rFonts w:cs="Times New Roman"/>
+          <w:szCs w:val="28"/>
+        </w:rPr>
+      </w:pPr>
     </w:p>
     <w:p>
       <w:pPr>
-        <w:rPr>
-          <w:lang w:val="ru-RU"/>
+        <w:pStyle w:val="1"/>
+      </w:pPr>
+      <w:r>
+        <w:t xml:space="preserve">Створити на </w:t>
+      </w:r>
+      <w:proofErr w:type="spellStart"/>
+      <w:r>
+        <w:t>GitHub</w:t>
+      </w:r>
+      <w:proofErr w:type="spellEnd"/>
+      <w:r>
+        <w:t xml:space="preserve"> репозиторій </w:t>
+      </w:r>
+      <w:proofErr w:type="spellStart"/>
+      <w:r>
+        <w:t>matstat</w:t>
+      </w:r>
+      <w:proofErr w:type="spellEnd"/>
+      <w:r>
+        <w:t>_&lt;</w:t>
+      </w:r>
+      <w:proofErr w:type="spellStart"/>
+      <w:r>
+        <w:t>student</w:t>
+      </w:r>
+      <w:proofErr w:type="spellEnd"/>
+      <w:r>
+        <w:t xml:space="preserve"> </w:t>
+      </w:r>
+      <w:proofErr w:type="spellStart"/>
+      <w:r>
+        <w:t>secondname</w:t>
+      </w:r>
+      <w:proofErr w:type="spellEnd"/>
+      <w:r>
+        <w:t>&gt; з файлом README такого вмісту:</w:t>
+      </w:r>
+    </w:p>
+    <w:p>
+      <w:pPr>
+        <w:rPr>
+          <w:rFonts w:cs="Times New Roman"/>
+          <w:szCs w:val="28"/>
+        </w:rPr>
+      </w:pPr>
+      <w:r>
+        <w:rPr>
+          <w:rFonts w:cs="Times New Roman"/>
+          <w:szCs w:val="28"/>
+        </w:rPr>
+        <w:t xml:space="preserve">«У цьому каталозі містяться лабораторні роботи з </w:t>
+      </w:r>
+      <w:proofErr w:type="spellStart"/>
+      <w:r>
+        <w:rPr>
+          <w:rFonts w:cs="Times New Roman"/>
+          <w:szCs w:val="28"/>
+        </w:rPr>
+        <w:t>навчадбної</w:t>
+      </w:r>
+      <w:proofErr w:type="spellEnd"/>
+      <w:r>
+        <w:rPr>
+          <w:rFonts w:cs="Times New Roman"/>
+          <w:szCs w:val="28"/>
+        </w:rPr>
+        <w:t xml:space="preserve"> дисципліни «Алгоритми і методи обчислень» студента групи &lt;шифр групи&gt; &lt;ПІП&gt;»</w:t>
+      </w:r>
+    </w:p>
+    <w:p>
+      <w:pPr>
+        <w:rPr>
+          <w:rFonts w:cs="Times New Roman"/>
+          <w:szCs w:val="28"/>
         </w:rPr>
       </w:pPr>
     </w:p>
@@ -1364,16 +1238,22 @@
         <w:keepNext/>
         <w:spacing w:after="0" w:line="360" w:lineRule="auto"/>
         <w:jc w:val="center"/>
-      </w:pPr>
-      <w:r>
-        <w:rPr>
+        <w:rPr>
+          <w:rFonts w:cs="Times New Roman"/>
+          <w:szCs w:val="28"/>
+        </w:rPr>
+      </w:pPr>
+      <w:r>
+        <w:rPr>
+          <w:rFonts w:cs="Times New Roman"/>
           <w:noProof/>
+          <w:szCs w:val="28"/>
         </w:rPr>
         <w:lastRenderedPageBreak/>
         <w:drawing>
-          <wp:inline distT="0" distB="0" distL="0" distR="0" wp14:anchorId="081E8844" wp14:editId="165E53E6">
-            <wp:extent cx="4568773" cy="2750493"/>
-            <wp:effectExtent l="0" t="0" r="3810" b="0"/>
+          <wp:inline distT="0" distB="0" distL="0" distR="0" wp14:anchorId="081E8844" wp14:editId="4BD11621">
+            <wp:extent cx="5298224" cy="2762250"/>
+            <wp:effectExtent l="0" t="0" r="0" b="0"/>
             <wp:docPr id="1535254169" name="Рисунок 1"/>
             <wp:cNvGraphicFramePr>
               <a:graphicFrameLocks xmlns:a="http://schemas.openxmlformats.org/drawingml/2006/main" noChangeAspect="1"/>
@@ -1383,1308 +1263,6 @@
                 <pic:pic xmlns:pic="http://schemas.openxmlformats.org/drawingml/2006/picture">
                   <pic:nvPicPr>
                     <pic:cNvPr id="1535254169" name="Рисунок 1"/>
-                    <pic:cNvPicPr/>
-                  </pic:nvPicPr>
-                  <pic:blipFill>
-                    <a:blip r:embed="rId6">
-                      <a:extLst>
-                        <a:ext uri="{28A0092B-C50C-407E-A947-70E740481C1C}">
-                          <a14:useLocalDpi xmlns:a14="http://schemas.microsoft.com/office/drawing/2010/main" val="0"/>
-                        </a:ext>
-                      </a:extLst>
-                    </a:blip>
-                    <a:stretch>
-                      <a:fillRect/>
-                    </a:stretch>
-                  </pic:blipFill>
-                  <pic:spPr>
-                    <a:xfrm>
-                      <a:off x="0" y="0"/>
-                      <a:ext cx="4585464" cy="2760541"/>
-                    </a:xfrm>
-                    <a:prstGeom prst="rect">
-                      <a:avLst/>
-                    </a:prstGeom>
-                  </pic:spPr>
-                </pic:pic>
-              </a:graphicData>
-            </a:graphic>
-          </wp:inline>
-        </w:drawing>
-      </w:r>
-    </w:p>
-    <w:p>
-      <w:pPr>
-        <w:pStyle w:val="a8"/>
-        <w:spacing w:after="0" w:line="360" w:lineRule="auto"/>
-        <w:ind w:left="1080"/>
-        <w:jc w:val="center"/>
-        <w:rPr>
-          <w:rFonts w:cs="Times New Roman"/>
-          <w:i w:val="0"/>
-          <w:iCs w:val="0"/>
-          <w:color w:val="auto"/>
-          <w:sz w:val="28"/>
-          <w:szCs w:val="28"/>
-        </w:rPr>
-      </w:pPr>
-      <w:r>
-        <w:rPr>
-          <w:rFonts w:cs="Times New Roman"/>
-          <w:i w:val="0"/>
-          <w:iCs w:val="0"/>
-          <w:color w:val="auto"/>
-          <w:sz w:val="28"/>
-          <w:szCs w:val="28"/>
-        </w:rPr>
-        <w:t xml:space="preserve">Рисунок </w:t>
-      </w:r>
-      <w:r>
-        <w:rPr>
-          <w:i w:val="0"/>
-          <w:iCs w:val="0"/>
-          <w:color w:val="auto"/>
-          <w:sz w:val="28"/>
-          <w:szCs w:val="28"/>
-        </w:rPr>
-        <w:fldChar w:fldCharType="begin"/>
-      </w:r>
-      <w:r>
-        <w:rPr>
-          <w:i w:val="0"/>
-          <w:iCs w:val="0"/>
-          <w:color w:val="auto"/>
-          <w:sz w:val="28"/>
-          <w:szCs w:val="28"/>
-        </w:rPr>
-        <w:instrText xml:space="preserve"> SEQ Рисунок \* ARABIC </w:instrText>
-      </w:r>
-      <w:r>
-        <w:rPr>
-          <w:i w:val="0"/>
-          <w:iCs w:val="0"/>
-          <w:color w:val="auto"/>
-          <w:sz w:val="28"/>
-          <w:szCs w:val="28"/>
-        </w:rPr>
-        <w:fldChar w:fldCharType="separate"/>
-      </w:r>
-      <w:r>
-        <w:rPr>
-          <w:i w:val="0"/>
-          <w:iCs w:val="0"/>
-          <w:noProof/>
-          <w:color w:val="auto"/>
-          <w:sz w:val="28"/>
-          <w:szCs w:val="28"/>
-        </w:rPr>
-        <w:t>1</w:t>
-      </w:r>
-      <w:r>
-        <w:rPr>
-          <w:i w:val="0"/>
-          <w:iCs w:val="0"/>
-          <w:color w:val="auto"/>
-          <w:sz w:val="28"/>
-          <w:szCs w:val="28"/>
-        </w:rPr>
-        <w:fldChar w:fldCharType="end"/>
-      </w:r>
-      <w:r>
-        <w:rPr>
-          <w:rFonts w:cs="Times New Roman"/>
-          <w:i w:val="0"/>
-          <w:iCs w:val="0"/>
-          <w:color w:val="auto"/>
-          <w:sz w:val="28"/>
-          <w:szCs w:val="28"/>
-        </w:rPr>
-        <w:t xml:space="preserve"> </w:t>
-      </w:r>
-      <w:r>
-        <w:rPr>
-          <w:rFonts w:cs="Times New Roman"/>
-          <w:i w:val="0"/>
-          <w:iCs w:val="0"/>
-          <w:color w:val="auto"/>
-          <w:sz w:val="28"/>
-          <w:szCs w:val="28"/>
-        </w:rPr>
-        <w:t xml:space="preserve">– </w:t>
-      </w:r>
-      <w:r>
-        <w:rPr>
-          <w:rFonts w:cs="Times New Roman"/>
-          <w:i w:val="0"/>
-          <w:iCs w:val="0"/>
-          <w:color w:val="auto"/>
-          <w:sz w:val="28"/>
-          <w:szCs w:val="28"/>
-        </w:rPr>
-        <w:t>До з</w:t>
-      </w:r>
-      <w:r>
-        <w:rPr>
-          <w:rStyle w:val="citation-423"/>
-          <w:rFonts w:cs="Times New Roman"/>
-          <w:i w:val="0"/>
-          <w:iCs w:val="0"/>
-          <w:color w:val="auto"/>
-          <w:sz w:val="28"/>
-          <w:szCs w:val="28"/>
-        </w:rPr>
-        <w:t xml:space="preserve">авдання </w:t>
-      </w:r>
-      <w:r>
-        <w:rPr>
-          <w:rStyle w:val="citation-423"/>
-          <w:rFonts w:cs="Times New Roman"/>
-          <w:i w:val="0"/>
-          <w:iCs w:val="0"/>
-          <w:color w:val="auto"/>
-          <w:sz w:val="28"/>
-          <w:szCs w:val="28"/>
-        </w:rPr>
-        <w:t>1 (</w:t>
-      </w:r>
-      <w:proofErr w:type="spellStart"/>
-      <w:r>
-        <w:rPr>
-          <w:rStyle w:val="citation-423"/>
-          <w:rFonts w:cs="Times New Roman"/>
-          <w:i w:val="0"/>
-          <w:iCs w:val="0"/>
-          <w:color w:val="auto"/>
-          <w:sz w:val="28"/>
-          <w:szCs w:val="28"/>
-        </w:rPr>
-        <w:t>вибірков</w:t>
-      </w:r>
-      <w:proofErr w:type="spellEnd"/>
-      <w:r>
-        <w:rPr>
-          <w:rStyle w:val="citation-423"/>
-          <w:rFonts w:cs="Times New Roman"/>
-          <w:i w:val="0"/>
-          <w:iCs w:val="0"/>
-          <w:color w:val="auto"/>
-          <w:sz w:val="28"/>
-          <w:szCs w:val="28"/>
-          <w:lang w:val="ru-RU"/>
-        </w:rPr>
-        <w:t>е</w:t>
-      </w:r>
-      <w:r>
-        <w:rPr>
-          <w:rStyle w:val="citation-423"/>
-          <w:rFonts w:cs="Times New Roman"/>
-          <w:i w:val="0"/>
-          <w:iCs w:val="0"/>
-          <w:color w:val="auto"/>
-          <w:sz w:val="28"/>
-          <w:szCs w:val="28"/>
-        </w:rPr>
-        <w:t xml:space="preserve"> середнє</w:t>
-      </w:r>
-      <w:r>
-        <w:rPr>
-          <w:rStyle w:val="citation-423"/>
-          <w:rFonts w:cs="Times New Roman"/>
-          <w:i w:val="0"/>
-          <w:iCs w:val="0"/>
-          <w:color w:val="auto"/>
-          <w:sz w:val="28"/>
-          <w:szCs w:val="28"/>
-        </w:rPr>
-        <w:t>)</w:t>
-      </w:r>
-    </w:p>
-    <w:p>
-      <w:pPr>
-        <w:rPr>
-          <w:lang w:val="ru-RU"/>
-        </w:rPr>
-      </w:pPr>
-    </w:p>
-    <w:p>
-      <w:pPr>
-        <w:pStyle w:val="1"/>
-        <w:rPr>
-          <w:lang w:val="ru-RU"/>
-        </w:rPr>
-      </w:pPr>
-      <w:proofErr w:type="spellStart"/>
-      <w:r>
-        <w:rPr>
-          <w:lang w:val="ru-RU"/>
-        </w:rPr>
-        <w:t>Установити</w:t>
-      </w:r>
-      <w:proofErr w:type="spellEnd"/>
-      <w:r>
-        <w:rPr>
-          <w:lang w:val="ru-RU"/>
-        </w:rPr>
-        <w:t xml:space="preserve"> </w:t>
-      </w:r>
-      <w:proofErr w:type="spellStart"/>
-      <w:r>
-        <w:rPr>
-          <w:lang w:val="ru-RU"/>
-        </w:rPr>
-        <w:t>інтерпретатор</w:t>
-      </w:r>
-      <w:proofErr w:type="spellEnd"/>
-      <w:r>
-        <w:rPr>
-          <w:lang w:val="ru-RU"/>
-        </w:rPr>
-        <w:t xml:space="preserve"> </w:t>
-      </w:r>
-      <w:proofErr w:type="spellStart"/>
-      <w:r>
-        <w:rPr>
-          <w:lang w:val="ru-RU"/>
-        </w:rPr>
-        <w:t>python</w:t>
-      </w:r>
-      <w:proofErr w:type="spellEnd"/>
-      <w:r>
-        <w:rPr>
-          <w:lang w:val="ru-RU"/>
-        </w:rPr>
-        <w:t>.</w:t>
-      </w:r>
-    </w:p>
-    <w:p>
-      <w:pPr>
-        <w:rPr>
-          <w:lang w:val="ru-RU"/>
-        </w:rPr>
-      </w:pPr>
-    </w:p>
-    <w:p>
-      <w:pPr>
-        <w:keepNext/>
-        <w:spacing w:after="0" w:line="360" w:lineRule="auto"/>
-        <w:jc w:val="center"/>
-      </w:pPr>
-      <w:r>
-        <w:rPr>
-          <w:noProof/>
-        </w:rPr>
-        <w:drawing>
-          <wp:inline distT="0" distB="0" distL="0" distR="0" wp14:anchorId="52C7E073" wp14:editId="58FA8666">
-            <wp:extent cx="4568773" cy="2750493"/>
-            <wp:effectExtent l="0" t="0" r="3810" b="0"/>
-            <wp:docPr id="3" name="Рисунок 1"/>
-            <wp:cNvGraphicFramePr>
-              <a:graphicFrameLocks xmlns:a="http://schemas.openxmlformats.org/drawingml/2006/main" noChangeAspect="1"/>
-            </wp:cNvGraphicFramePr>
-            <a:graphic xmlns:a="http://schemas.openxmlformats.org/drawingml/2006/main">
-              <a:graphicData uri="http://schemas.openxmlformats.org/drawingml/2006/picture">
-                <pic:pic xmlns:pic="http://schemas.openxmlformats.org/drawingml/2006/picture">
-                  <pic:nvPicPr>
-                    <pic:cNvPr id="1535254169" name="Рисунок 1"/>
-                    <pic:cNvPicPr/>
-                  </pic:nvPicPr>
-                  <pic:blipFill>
-                    <a:blip r:embed="rId6">
-                      <a:extLst>
-                        <a:ext uri="{28A0092B-C50C-407E-A947-70E740481C1C}">
-                          <a14:useLocalDpi xmlns:a14="http://schemas.microsoft.com/office/drawing/2010/main" val="0"/>
-                        </a:ext>
-                      </a:extLst>
-                    </a:blip>
-                    <a:stretch>
-                      <a:fillRect/>
-                    </a:stretch>
-                  </pic:blipFill>
-                  <pic:spPr>
-                    <a:xfrm>
-                      <a:off x="0" y="0"/>
-                      <a:ext cx="4585464" cy="2760541"/>
-                    </a:xfrm>
-                    <a:prstGeom prst="rect">
-                      <a:avLst/>
-                    </a:prstGeom>
-                  </pic:spPr>
-                </pic:pic>
-              </a:graphicData>
-            </a:graphic>
-          </wp:inline>
-        </w:drawing>
-      </w:r>
-    </w:p>
-    <w:p>
-      <w:pPr>
-        <w:pStyle w:val="a8"/>
-        <w:spacing w:after="0" w:line="360" w:lineRule="auto"/>
-        <w:ind w:left="1080"/>
-        <w:jc w:val="center"/>
-        <w:rPr>
-          <w:rStyle w:val="citation-423"/>
-          <w:rFonts w:cs="Times New Roman"/>
-          <w:i w:val="0"/>
-          <w:iCs w:val="0"/>
-          <w:color w:val="auto"/>
-          <w:sz w:val="28"/>
-          <w:szCs w:val="28"/>
-        </w:rPr>
-      </w:pPr>
-      <w:r>
-        <w:rPr>
-          <w:rFonts w:cs="Times New Roman"/>
-          <w:i w:val="0"/>
-          <w:iCs w:val="0"/>
-          <w:color w:val="auto"/>
-          <w:sz w:val="28"/>
-          <w:szCs w:val="28"/>
-        </w:rPr>
-        <w:t xml:space="preserve">Рисунок </w:t>
-      </w:r>
-      <w:r>
-        <w:rPr>
-          <w:i w:val="0"/>
-          <w:iCs w:val="0"/>
-          <w:color w:val="auto"/>
-          <w:sz w:val="28"/>
-          <w:szCs w:val="28"/>
-        </w:rPr>
-        <w:fldChar w:fldCharType="begin"/>
-      </w:r>
-      <w:r>
-        <w:rPr>
-          <w:i w:val="0"/>
-          <w:iCs w:val="0"/>
-          <w:color w:val="auto"/>
-          <w:sz w:val="28"/>
-          <w:szCs w:val="28"/>
-        </w:rPr>
-        <w:instrText xml:space="preserve"> SEQ Рисунок \* ARABIC </w:instrText>
-      </w:r>
-      <w:r>
-        <w:rPr>
-          <w:i w:val="0"/>
-          <w:iCs w:val="0"/>
-          <w:color w:val="auto"/>
-          <w:sz w:val="28"/>
-          <w:szCs w:val="28"/>
-        </w:rPr>
-        <w:fldChar w:fldCharType="separate"/>
-      </w:r>
-      <w:r>
-        <w:rPr>
-          <w:i w:val="0"/>
-          <w:iCs w:val="0"/>
-          <w:noProof/>
-          <w:color w:val="auto"/>
-          <w:sz w:val="28"/>
-          <w:szCs w:val="28"/>
-        </w:rPr>
-        <w:t>1</w:t>
-      </w:r>
-      <w:r>
-        <w:rPr>
-          <w:i w:val="0"/>
-          <w:iCs w:val="0"/>
-          <w:color w:val="auto"/>
-          <w:sz w:val="28"/>
-          <w:szCs w:val="28"/>
-        </w:rPr>
-        <w:fldChar w:fldCharType="end"/>
-      </w:r>
-      <w:r>
-        <w:rPr>
-          <w:rFonts w:cs="Times New Roman"/>
-          <w:i w:val="0"/>
-          <w:iCs w:val="0"/>
-          <w:color w:val="auto"/>
-          <w:sz w:val="28"/>
-          <w:szCs w:val="28"/>
-        </w:rPr>
-        <w:t xml:space="preserve"> </w:t>
-      </w:r>
-      <w:r>
-        <w:rPr>
-          <w:rFonts w:cs="Times New Roman"/>
-          <w:i w:val="0"/>
-          <w:iCs w:val="0"/>
-          <w:color w:val="auto"/>
-          <w:sz w:val="28"/>
-          <w:szCs w:val="28"/>
-        </w:rPr>
-        <w:t xml:space="preserve">– </w:t>
-      </w:r>
-      <w:r>
-        <w:rPr>
-          <w:rFonts w:cs="Times New Roman"/>
-          <w:i w:val="0"/>
-          <w:iCs w:val="0"/>
-          <w:color w:val="auto"/>
-          <w:sz w:val="28"/>
-          <w:szCs w:val="28"/>
-        </w:rPr>
-        <w:t>До з</w:t>
-      </w:r>
-      <w:r>
-        <w:rPr>
-          <w:rStyle w:val="citation-423"/>
-          <w:rFonts w:cs="Times New Roman"/>
-          <w:i w:val="0"/>
-          <w:iCs w:val="0"/>
-          <w:color w:val="auto"/>
-          <w:sz w:val="28"/>
-          <w:szCs w:val="28"/>
-        </w:rPr>
-        <w:t xml:space="preserve">авдання </w:t>
-      </w:r>
-      <w:r>
-        <w:rPr>
-          <w:rStyle w:val="citation-423"/>
-          <w:rFonts w:cs="Times New Roman"/>
-          <w:i w:val="0"/>
-          <w:iCs w:val="0"/>
-          <w:color w:val="auto"/>
-          <w:sz w:val="28"/>
-          <w:szCs w:val="28"/>
-        </w:rPr>
-        <w:t>1 (</w:t>
-      </w:r>
-      <w:proofErr w:type="spellStart"/>
-      <w:r>
-        <w:rPr>
-          <w:rStyle w:val="citation-423"/>
-          <w:rFonts w:cs="Times New Roman"/>
-          <w:i w:val="0"/>
-          <w:iCs w:val="0"/>
-          <w:color w:val="auto"/>
-          <w:sz w:val="28"/>
-          <w:szCs w:val="28"/>
-        </w:rPr>
-        <w:t>вибірков</w:t>
-      </w:r>
-      <w:proofErr w:type="spellEnd"/>
-      <w:r>
-        <w:rPr>
-          <w:rStyle w:val="citation-423"/>
-          <w:rFonts w:cs="Times New Roman"/>
-          <w:i w:val="0"/>
-          <w:iCs w:val="0"/>
-          <w:color w:val="auto"/>
-          <w:sz w:val="28"/>
-          <w:szCs w:val="28"/>
-          <w:lang w:val="ru-RU"/>
-        </w:rPr>
-        <w:t>е</w:t>
-      </w:r>
-      <w:r>
-        <w:rPr>
-          <w:rStyle w:val="citation-423"/>
-          <w:rFonts w:cs="Times New Roman"/>
-          <w:i w:val="0"/>
-          <w:iCs w:val="0"/>
-          <w:color w:val="auto"/>
-          <w:sz w:val="28"/>
-          <w:szCs w:val="28"/>
-        </w:rPr>
-        <w:t xml:space="preserve"> середнє</w:t>
-      </w:r>
-      <w:r>
-        <w:rPr>
-          <w:rStyle w:val="citation-423"/>
-          <w:rFonts w:cs="Times New Roman"/>
-          <w:i w:val="0"/>
-          <w:iCs w:val="0"/>
-          <w:color w:val="auto"/>
-          <w:sz w:val="28"/>
-          <w:szCs w:val="28"/>
-        </w:rPr>
-        <w:t>)</w:t>
-      </w:r>
-    </w:p>
-    <w:p/>
-    <w:p>
-      <w:pPr>
-        <w:pStyle w:val="1"/>
-      </w:pPr>
-      <w:r>
-        <w:t xml:space="preserve">Установити </w:t>
-      </w:r>
-      <w:r>
-        <w:rPr>
-          <w:lang w:val="ru-RU"/>
-        </w:rPr>
-        <w:t>IDE</w:t>
-      </w:r>
-      <w:r>
-        <w:t xml:space="preserve"> </w:t>
-      </w:r>
-      <w:proofErr w:type="spellStart"/>
-      <w:r>
-        <w:rPr>
-          <w:lang w:val="ru-RU"/>
-        </w:rPr>
-        <w:t>PyCharm</w:t>
-      </w:r>
-      <w:proofErr w:type="spellEnd"/>
-      <w:r>
-        <w:t xml:space="preserve">, створити </w:t>
-      </w:r>
-      <w:proofErr w:type="spellStart"/>
-      <w:r>
-        <w:t>проєкт</w:t>
-      </w:r>
-      <w:proofErr w:type="spellEnd"/>
-      <w:r>
-        <w:t xml:space="preserve"> і зв’язати його з віддаленим</w:t>
-      </w:r>
-      <w:r>
-        <w:t xml:space="preserve"> </w:t>
-      </w:r>
-      <w:r>
-        <w:t>репозиторієм.</w:t>
-      </w:r>
-    </w:p>
-    <w:p/>
-    <w:p>
-      <w:pPr>
-        <w:keepNext/>
-        <w:spacing w:after="0" w:line="360" w:lineRule="auto"/>
-        <w:jc w:val="center"/>
-      </w:pPr>
-      <w:r>
-        <w:rPr>
-          <w:noProof/>
-        </w:rPr>
-        <w:lastRenderedPageBreak/>
-        <w:drawing>
-          <wp:inline distT="0" distB="0" distL="0" distR="0" wp14:anchorId="5CFA9E00" wp14:editId="158C5BB7">
-            <wp:extent cx="4568773" cy="2750493"/>
-            <wp:effectExtent l="0" t="0" r="3810" b="0"/>
-            <wp:docPr id="4" name="Рисунок 1"/>
-            <wp:cNvGraphicFramePr>
-              <a:graphicFrameLocks xmlns:a="http://schemas.openxmlformats.org/drawingml/2006/main" noChangeAspect="1"/>
-            </wp:cNvGraphicFramePr>
-            <a:graphic xmlns:a="http://schemas.openxmlformats.org/drawingml/2006/main">
-              <a:graphicData uri="http://schemas.openxmlformats.org/drawingml/2006/picture">
-                <pic:pic xmlns:pic="http://schemas.openxmlformats.org/drawingml/2006/picture">
-                  <pic:nvPicPr>
-                    <pic:cNvPr id="1535254169" name="Рисунок 1"/>
-                    <pic:cNvPicPr/>
-                  </pic:nvPicPr>
-                  <pic:blipFill>
-                    <a:blip r:embed="rId6">
-                      <a:extLst>
-                        <a:ext uri="{28A0092B-C50C-407E-A947-70E740481C1C}">
-                          <a14:useLocalDpi xmlns:a14="http://schemas.microsoft.com/office/drawing/2010/main" val="0"/>
-                        </a:ext>
-                      </a:extLst>
-                    </a:blip>
-                    <a:stretch>
-                      <a:fillRect/>
-                    </a:stretch>
-                  </pic:blipFill>
-                  <pic:spPr>
-                    <a:xfrm>
-                      <a:off x="0" y="0"/>
-                      <a:ext cx="4585464" cy="2760541"/>
-                    </a:xfrm>
-                    <a:prstGeom prst="rect">
-                      <a:avLst/>
-                    </a:prstGeom>
-                  </pic:spPr>
-                </pic:pic>
-              </a:graphicData>
-            </a:graphic>
-          </wp:inline>
-        </w:drawing>
-      </w:r>
-    </w:p>
-    <w:p>
-      <w:pPr>
-        <w:pStyle w:val="a8"/>
-        <w:spacing w:after="0" w:line="360" w:lineRule="auto"/>
-        <w:ind w:left="1080"/>
-        <w:jc w:val="center"/>
-        <w:rPr>
-          <w:rStyle w:val="citation-423"/>
-          <w:rFonts w:cs="Times New Roman"/>
-          <w:i w:val="0"/>
-          <w:iCs w:val="0"/>
-          <w:color w:val="auto"/>
-          <w:sz w:val="28"/>
-          <w:szCs w:val="28"/>
-        </w:rPr>
-      </w:pPr>
-      <w:r>
-        <w:rPr>
-          <w:rFonts w:cs="Times New Roman"/>
-          <w:i w:val="0"/>
-          <w:iCs w:val="0"/>
-          <w:color w:val="auto"/>
-          <w:sz w:val="28"/>
-          <w:szCs w:val="28"/>
-        </w:rPr>
-        <w:t xml:space="preserve">Рисунок </w:t>
-      </w:r>
-      <w:r>
-        <w:rPr>
-          <w:i w:val="0"/>
-          <w:iCs w:val="0"/>
-          <w:color w:val="auto"/>
-          <w:sz w:val="28"/>
-          <w:szCs w:val="28"/>
-        </w:rPr>
-        <w:fldChar w:fldCharType="begin"/>
-      </w:r>
-      <w:r>
-        <w:rPr>
-          <w:i w:val="0"/>
-          <w:iCs w:val="0"/>
-          <w:color w:val="auto"/>
-          <w:sz w:val="28"/>
-          <w:szCs w:val="28"/>
-        </w:rPr>
-        <w:instrText xml:space="preserve"> SEQ Рисунок \* ARABIC </w:instrText>
-      </w:r>
-      <w:r>
-        <w:rPr>
-          <w:i w:val="0"/>
-          <w:iCs w:val="0"/>
-          <w:color w:val="auto"/>
-          <w:sz w:val="28"/>
-          <w:szCs w:val="28"/>
-        </w:rPr>
-        <w:fldChar w:fldCharType="separate"/>
-      </w:r>
-      <w:r>
-        <w:rPr>
-          <w:i w:val="0"/>
-          <w:iCs w:val="0"/>
-          <w:noProof/>
-          <w:color w:val="auto"/>
-          <w:sz w:val="28"/>
-          <w:szCs w:val="28"/>
-        </w:rPr>
-        <w:t>1</w:t>
-      </w:r>
-      <w:r>
-        <w:rPr>
-          <w:i w:val="0"/>
-          <w:iCs w:val="0"/>
-          <w:color w:val="auto"/>
-          <w:sz w:val="28"/>
-          <w:szCs w:val="28"/>
-        </w:rPr>
-        <w:fldChar w:fldCharType="end"/>
-      </w:r>
-      <w:r>
-        <w:rPr>
-          <w:rFonts w:cs="Times New Roman"/>
-          <w:i w:val="0"/>
-          <w:iCs w:val="0"/>
-          <w:color w:val="auto"/>
-          <w:sz w:val="28"/>
-          <w:szCs w:val="28"/>
-        </w:rPr>
-        <w:t xml:space="preserve"> </w:t>
-      </w:r>
-      <w:r>
-        <w:rPr>
-          <w:rFonts w:cs="Times New Roman"/>
-          <w:i w:val="0"/>
-          <w:iCs w:val="0"/>
-          <w:color w:val="auto"/>
-          <w:sz w:val="28"/>
-          <w:szCs w:val="28"/>
-        </w:rPr>
-        <w:t xml:space="preserve">– </w:t>
-      </w:r>
-      <w:r>
-        <w:rPr>
-          <w:rFonts w:cs="Times New Roman"/>
-          <w:i w:val="0"/>
-          <w:iCs w:val="0"/>
-          <w:color w:val="auto"/>
-          <w:sz w:val="28"/>
-          <w:szCs w:val="28"/>
-        </w:rPr>
-        <w:t>До з</w:t>
-      </w:r>
-      <w:r>
-        <w:rPr>
-          <w:rStyle w:val="citation-423"/>
-          <w:rFonts w:cs="Times New Roman"/>
-          <w:i w:val="0"/>
-          <w:iCs w:val="0"/>
-          <w:color w:val="auto"/>
-          <w:sz w:val="28"/>
-          <w:szCs w:val="28"/>
-        </w:rPr>
-        <w:t xml:space="preserve">авдання </w:t>
-      </w:r>
-      <w:r>
-        <w:rPr>
-          <w:rStyle w:val="citation-423"/>
-          <w:rFonts w:cs="Times New Roman"/>
-          <w:i w:val="0"/>
-          <w:iCs w:val="0"/>
-          <w:color w:val="auto"/>
-          <w:sz w:val="28"/>
-          <w:szCs w:val="28"/>
-        </w:rPr>
-        <w:t>1 (</w:t>
-      </w:r>
-      <w:proofErr w:type="spellStart"/>
-      <w:r>
-        <w:rPr>
-          <w:rStyle w:val="citation-423"/>
-          <w:rFonts w:cs="Times New Roman"/>
-          <w:i w:val="0"/>
-          <w:iCs w:val="0"/>
-          <w:color w:val="auto"/>
-          <w:sz w:val="28"/>
-          <w:szCs w:val="28"/>
-        </w:rPr>
-        <w:t>вибірков</w:t>
-      </w:r>
-      <w:proofErr w:type="spellEnd"/>
-      <w:r>
-        <w:rPr>
-          <w:rStyle w:val="citation-423"/>
-          <w:rFonts w:cs="Times New Roman"/>
-          <w:i w:val="0"/>
-          <w:iCs w:val="0"/>
-          <w:color w:val="auto"/>
-          <w:sz w:val="28"/>
-          <w:szCs w:val="28"/>
-          <w:lang w:val="ru-RU"/>
-        </w:rPr>
-        <w:t>е</w:t>
-      </w:r>
-      <w:r>
-        <w:rPr>
-          <w:rStyle w:val="citation-423"/>
-          <w:rFonts w:cs="Times New Roman"/>
-          <w:i w:val="0"/>
-          <w:iCs w:val="0"/>
-          <w:color w:val="auto"/>
-          <w:sz w:val="28"/>
-          <w:szCs w:val="28"/>
-        </w:rPr>
-        <w:t xml:space="preserve"> середнє</w:t>
-      </w:r>
-      <w:r>
-        <w:rPr>
-          <w:rStyle w:val="citation-423"/>
-          <w:rFonts w:cs="Times New Roman"/>
-          <w:i w:val="0"/>
-          <w:iCs w:val="0"/>
-          <w:color w:val="auto"/>
-          <w:sz w:val="28"/>
-          <w:szCs w:val="28"/>
-        </w:rPr>
-        <w:t>)</w:t>
-      </w:r>
-    </w:p>
-    <w:p/>
-    <w:p>
-      <w:pPr>
-        <w:pStyle w:val="1"/>
-      </w:pPr>
-      <w:r>
-        <w:t xml:space="preserve">Створити файл </w:t>
-      </w:r>
-      <w:proofErr w:type="spellStart"/>
-      <w:r>
-        <w:rPr>
-          <w:lang w:val="ru-RU"/>
-        </w:rPr>
-        <w:t>lab</w:t>
-      </w:r>
-      <w:proofErr w:type="spellEnd"/>
-      <w:r>
-        <w:t>_1_</w:t>
-      </w:r>
-      <w:proofErr w:type="spellStart"/>
-      <w:r>
-        <w:rPr>
-          <w:lang w:val="ru-RU"/>
-        </w:rPr>
-        <w:t>StudentLastName</w:t>
-      </w:r>
-      <w:proofErr w:type="spellEnd"/>
-      <w:r>
-        <w:t>.</w:t>
-      </w:r>
-      <w:proofErr w:type="spellStart"/>
-      <w:r>
-        <w:rPr>
-          <w:lang w:val="ru-RU"/>
-        </w:rPr>
-        <w:t>py</w:t>
-      </w:r>
-      <w:proofErr w:type="spellEnd"/>
-      <w:r>
-        <w:t xml:space="preserve"> з кодом, який виводить фразу</w:t>
-      </w:r>
-      <w:r>
-        <w:t xml:space="preserve"> </w:t>
-      </w:r>
-      <w:r>
-        <w:t>«Привіт, ваше прізвище».</w:t>
-      </w:r>
-    </w:p>
-    <w:p/>
-    <w:p>
-      <w:pPr>
-        <w:keepNext/>
-        <w:spacing w:after="0" w:line="360" w:lineRule="auto"/>
-        <w:jc w:val="center"/>
-      </w:pPr>
-      <w:r>
-        <w:rPr>
-          <w:noProof/>
-        </w:rPr>
-        <w:drawing>
-          <wp:inline distT="0" distB="0" distL="0" distR="0" wp14:anchorId="2AC1328D" wp14:editId="50BD2403">
-            <wp:extent cx="4568773" cy="2750493"/>
-            <wp:effectExtent l="0" t="0" r="3810" b="0"/>
-            <wp:docPr id="8" name="Рисунок 1"/>
-            <wp:cNvGraphicFramePr>
-              <a:graphicFrameLocks xmlns:a="http://schemas.openxmlformats.org/drawingml/2006/main" noChangeAspect="1"/>
-            </wp:cNvGraphicFramePr>
-            <a:graphic xmlns:a="http://schemas.openxmlformats.org/drawingml/2006/main">
-              <a:graphicData uri="http://schemas.openxmlformats.org/drawingml/2006/picture">
-                <pic:pic xmlns:pic="http://schemas.openxmlformats.org/drawingml/2006/picture">
-                  <pic:nvPicPr>
-                    <pic:cNvPr id="1535254169" name="Рисунок 1"/>
-                    <pic:cNvPicPr/>
-                  </pic:nvPicPr>
-                  <pic:blipFill>
-                    <a:blip r:embed="rId6">
-                      <a:extLst>
-                        <a:ext uri="{28A0092B-C50C-407E-A947-70E740481C1C}">
-                          <a14:useLocalDpi xmlns:a14="http://schemas.microsoft.com/office/drawing/2010/main" val="0"/>
-                        </a:ext>
-                      </a:extLst>
-                    </a:blip>
-                    <a:stretch>
-                      <a:fillRect/>
-                    </a:stretch>
-                  </pic:blipFill>
-                  <pic:spPr>
-                    <a:xfrm>
-                      <a:off x="0" y="0"/>
-                      <a:ext cx="4585464" cy="2760541"/>
-                    </a:xfrm>
-                    <a:prstGeom prst="rect">
-                      <a:avLst/>
-                    </a:prstGeom>
-                  </pic:spPr>
-                </pic:pic>
-              </a:graphicData>
-            </a:graphic>
-          </wp:inline>
-        </w:drawing>
-      </w:r>
-    </w:p>
-    <w:p>
-      <w:pPr>
-        <w:pStyle w:val="a8"/>
-        <w:spacing w:after="0" w:line="360" w:lineRule="auto"/>
-        <w:ind w:left="1080"/>
-        <w:jc w:val="center"/>
-        <w:rPr>
-          <w:rStyle w:val="citation-423"/>
-          <w:rFonts w:cs="Times New Roman"/>
-          <w:i w:val="0"/>
-          <w:iCs w:val="0"/>
-          <w:color w:val="auto"/>
-          <w:sz w:val="28"/>
-          <w:szCs w:val="28"/>
-        </w:rPr>
-      </w:pPr>
-      <w:r>
-        <w:rPr>
-          <w:rFonts w:cs="Times New Roman"/>
-          <w:i w:val="0"/>
-          <w:iCs w:val="0"/>
-          <w:color w:val="auto"/>
-          <w:sz w:val="28"/>
-          <w:szCs w:val="28"/>
-        </w:rPr>
-        <w:t xml:space="preserve">Рисунок </w:t>
-      </w:r>
-      <w:r>
-        <w:rPr>
-          <w:i w:val="0"/>
-          <w:iCs w:val="0"/>
-          <w:color w:val="auto"/>
-          <w:sz w:val="28"/>
-          <w:szCs w:val="28"/>
-        </w:rPr>
-        <w:fldChar w:fldCharType="begin"/>
-      </w:r>
-      <w:r>
-        <w:rPr>
-          <w:i w:val="0"/>
-          <w:iCs w:val="0"/>
-          <w:color w:val="auto"/>
-          <w:sz w:val="28"/>
-          <w:szCs w:val="28"/>
-        </w:rPr>
-        <w:instrText xml:space="preserve"> SEQ Рисунок \* ARABIC </w:instrText>
-      </w:r>
-      <w:r>
-        <w:rPr>
-          <w:i w:val="0"/>
-          <w:iCs w:val="0"/>
-          <w:color w:val="auto"/>
-          <w:sz w:val="28"/>
-          <w:szCs w:val="28"/>
-        </w:rPr>
-        <w:fldChar w:fldCharType="separate"/>
-      </w:r>
-      <w:r>
-        <w:rPr>
-          <w:i w:val="0"/>
-          <w:iCs w:val="0"/>
-          <w:noProof/>
-          <w:color w:val="auto"/>
-          <w:sz w:val="28"/>
-          <w:szCs w:val="28"/>
-        </w:rPr>
-        <w:t>1</w:t>
-      </w:r>
-      <w:r>
-        <w:rPr>
-          <w:i w:val="0"/>
-          <w:iCs w:val="0"/>
-          <w:color w:val="auto"/>
-          <w:sz w:val="28"/>
-          <w:szCs w:val="28"/>
-        </w:rPr>
-        <w:fldChar w:fldCharType="end"/>
-      </w:r>
-      <w:r>
-        <w:rPr>
-          <w:rFonts w:cs="Times New Roman"/>
-          <w:i w:val="0"/>
-          <w:iCs w:val="0"/>
-          <w:color w:val="auto"/>
-          <w:sz w:val="28"/>
-          <w:szCs w:val="28"/>
-        </w:rPr>
-        <w:t xml:space="preserve"> </w:t>
-      </w:r>
-      <w:r>
-        <w:rPr>
-          <w:rFonts w:cs="Times New Roman"/>
-          <w:i w:val="0"/>
-          <w:iCs w:val="0"/>
-          <w:color w:val="auto"/>
-          <w:sz w:val="28"/>
-          <w:szCs w:val="28"/>
-        </w:rPr>
-        <w:t xml:space="preserve">– </w:t>
-      </w:r>
-      <w:r>
-        <w:rPr>
-          <w:rFonts w:cs="Times New Roman"/>
-          <w:i w:val="0"/>
-          <w:iCs w:val="0"/>
-          <w:color w:val="auto"/>
-          <w:sz w:val="28"/>
-          <w:szCs w:val="28"/>
-        </w:rPr>
-        <w:t>До з</w:t>
-      </w:r>
-      <w:r>
-        <w:rPr>
-          <w:rStyle w:val="citation-423"/>
-          <w:rFonts w:cs="Times New Roman"/>
-          <w:i w:val="0"/>
-          <w:iCs w:val="0"/>
-          <w:color w:val="auto"/>
-          <w:sz w:val="28"/>
-          <w:szCs w:val="28"/>
-        </w:rPr>
-        <w:t xml:space="preserve">авдання </w:t>
-      </w:r>
-      <w:r>
-        <w:rPr>
-          <w:rStyle w:val="citation-423"/>
-          <w:rFonts w:cs="Times New Roman"/>
-          <w:i w:val="0"/>
-          <w:iCs w:val="0"/>
-          <w:color w:val="auto"/>
-          <w:sz w:val="28"/>
-          <w:szCs w:val="28"/>
-        </w:rPr>
-        <w:t>1 (</w:t>
-      </w:r>
-      <w:proofErr w:type="spellStart"/>
-      <w:r>
-        <w:rPr>
-          <w:rStyle w:val="citation-423"/>
-          <w:rFonts w:cs="Times New Roman"/>
-          <w:i w:val="0"/>
-          <w:iCs w:val="0"/>
-          <w:color w:val="auto"/>
-          <w:sz w:val="28"/>
-          <w:szCs w:val="28"/>
-        </w:rPr>
-        <w:t>вибірков</w:t>
-      </w:r>
-      <w:proofErr w:type="spellEnd"/>
-      <w:r>
-        <w:rPr>
-          <w:rStyle w:val="citation-423"/>
-          <w:rFonts w:cs="Times New Roman"/>
-          <w:i w:val="0"/>
-          <w:iCs w:val="0"/>
-          <w:color w:val="auto"/>
-          <w:sz w:val="28"/>
-          <w:szCs w:val="28"/>
-          <w:lang w:val="ru-RU"/>
-        </w:rPr>
-        <w:t>е</w:t>
-      </w:r>
-      <w:r>
-        <w:rPr>
-          <w:rStyle w:val="citation-423"/>
-          <w:rFonts w:cs="Times New Roman"/>
-          <w:i w:val="0"/>
-          <w:iCs w:val="0"/>
-          <w:color w:val="auto"/>
-          <w:sz w:val="28"/>
-          <w:szCs w:val="28"/>
-        </w:rPr>
-        <w:t xml:space="preserve"> середнє</w:t>
-      </w:r>
-      <w:r>
-        <w:rPr>
-          <w:rStyle w:val="citation-423"/>
-          <w:rFonts w:cs="Times New Roman"/>
-          <w:i w:val="0"/>
-          <w:iCs w:val="0"/>
-          <w:color w:val="auto"/>
-          <w:sz w:val="28"/>
-          <w:szCs w:val="28"/>
-        </w:rPr>
-        <w:t>)</w:t>
-      </w:r>
-    </w:p>
-    <w:p/>
-    <w:p>
-      <w:pPr>
-        <w:pStyle w:val="1"/>
-        <w:rPr>
-          <w:lang w:val="ru-RU"/>
-        </w:rPr>
-      </w:pPr>
-      <w:proofErr w:type="spellStart"/>
-      <w:r>
-        <w:rPr>
-          <w:lang w:val="ru-RU"/>
-        </w:rPr>
-        <w:t>Закомітити</w:t>
-      </w:r>
-      <w:proofErr w:type="spellEnd"/>
-      <w:r>
-        <w:rPr>
-          <w:lang w:val="ru-RU"/>
-        </w:rPr>
-        <w:t xml:space="preserve"> файл у </w:t>
-      </w:r>
-      <w:proofErr w:type="spellStart"/>
-      <w:r>
-        <w:rPr>
-          <w:lang w:val="ru-RU"/>
-        </w:rPr>
-        <w:t>локальний</w:t>
-      </w:r>
-      <w:proofErr w:type="spellEnd"/>
-      <w:r>
-        <w:rPr>
-          <w:lang w:val="ru-RU"/>
-        </w:rPr>
-        <w:t xml:space="preserve"> </w:t>
-      </w:r>
-      <w:proofErr w:type="spellStart"/>
-      <w:r>
-        <w:rPr>
-          <w:lang w:val="ru-RU"/>
-        </w:rPr>
-        <w:t>репозиторій</w:t>
-      </w:r>
-      <w:proofErr w:type="spellEnd"/>
-      <w:r>
-        <w:rPr>
-          <w:lang w:val="ru-RU"/>
-        </w:rPr>
-        <w:t>.</w:t>
-      </w:r>
-    </w:p>
-    <w:p>
-      <w:pPr>
-        <w:pStyle w:val="1"/>
-        <w:rPr>
-          <w:lang w:val="ru-RU"/>
-        </w:rPr>
-      </w:pPr>
-      <w:proofErr w:type="spellStart"/>
-      <w:r>
-        <w:rPr>
-          <w:lang w:val="ru-RU"/>
-        </w:rPr>
-        <w:t>В</w:t>
-      </w:r>
-      <w:r>
-        <w:rPr>
-          <w:lang w:val="ru-RU"/>
-        </w:rPr>
-        <w:t>ідправити</w:t>
-      </w:r>
-      <w:proofErr w:type="spellEnd"/>
-      <w:r>
-        <w:rPr>
-          <w:lang w:val="ru-RU"/>
-        </w:rPr>
-        <w:t xml:space="preserve"> («</w:t>
-      </w:r>
-      <w:proofErr w:type="spellStart"/>
-      <w:r>
-        <w:rPr>
-          <w:lang w:val="ru-RU"/>
-        </w:rPr>
-        <w:t>запушити</w:t>
-      </w:r>
-      <w:proofErr w:type="spellEnd"/>
-      <w:r>
-        <w:rPr>
-          <w:lang w:val="ru-RU"/>
-        </w:rPr>
-        <w:t xml:space="preserve">») </w:t>
-      </w:r>
-      <w:proofErr w:type="spellStart"/>
-      <w:r>
-        <w:rPr>
-          <w:lang w:val="ru-RU"/>
-        </w:rPr>
-        <w:t>поточну</w:t>
-      </w:r>
-      <w:proofErr w:type="spellEnd"/>
-      <w:r>
-        <w:rPr>
-          <w:lang w:val="ru-RU"/>
-        </w:rPr>
-        <w:t xml:space="preserve"> </w:t>
-      </w:r>
-      <w:proofErr w:type="spellStart"/>
-      <w:r>
-        <w:rPr>
-          <w:lang w:val="ru-RU"/>
-        </w:rPr>
-        <w:t>версію</w:t>
-      </w:r>
-      <w:proofErr w:type="spellEnd"/>
-      <w:r>
-        <w:rPr>
-          <w:lang w:val="ru-RU"/>
-        </w:rPr>
-        <w:t xml:space="preserve"> </w:t>
-      </w:r>
-      <w:proofErr w:type="spellStart"/>
-      <w:r>
-        <w:rPr>
-          <w:lang w:val="ru-RU"/>
-        </w:rPr>
-        <w:t>Git-проєкта</w:t>
-      </w:r>
-      <w:proofErr w:type="spellEnd"/>
-      <w:r>
-        <w:rPr>
-          <w:lang w:val="ru-RU"/>
-        </w:rPr>
-        <w:t xml:space="preserve"> у </w:t>
-      </w:r>
-      <w:proofErr w:type="spellStart"/>
-      <w:r>
-        <w:rPr>
-          <w:lang w:val="ru-RU"/>
-        </w:rPr>
-        <w:t>віддалений</w:t>
-      </w:r>
-      <w:proofErr w:type="spellEnd"/>
-      <w:r>
-        <w:rPr>
-          <w:lang w:val="ru-RU"/>
-        </w:rPr>
-        <w:t xml:space="preserve"> </w:t>
-      </w:r>
-      <w:proofErr w:type="spellStart"/>
-      <w:r>
-        <w:rPr>
-          <w:lang w:val="ru-RU"/>
-        </w:rPr>
-        <w:t>репозиторій</w:t>
-      </w:r>
-      <w:proofErr w:type="spellEnd"/>
-      <w:r>
-        <w:rPr>
-          <w:lang w:val="ru-RU"/>
-        </w:rPr>
-        <w:t xml:space="preserve"> на </w:t>
-      </w:r>
-      <w:proofErr w:type="spellStart"/>
-      <w:r>
-        <w:rPr>
-          <w:lang w:val="ru-RU"/>
-        </w:rPr>
-        <w:t>GitHub</w:t>
-      </w:r>
-      <w:proofErr w:type="spellEnd"/>
-      <w:r>
-        <w:rPr>
-          <w:lang w:val="ru-RU"/>
-        </w:rPr>
-        <w:t>.</w:t>
-      </w:r>
-    </w:p>
-    <w:p>
-      <w:pPr>
-        <w:rPr>
-          <w:lang w:val="ru-RU"/>
-        </w:rPr>
-      </w:pPr>
-    </w:p>
-    <w:p>
-      <w:pPr>
-        <w:keepNext/>
-        <w:spacing w:after="0" w:line="360" w:lineRule="auto"/>
-        <w:jc w:val="center"/>
-      </w:pPr>
-      <w:r>
-        <w:rPr>
-          <w:noProof/>
-        </w:rPr>
-        <w:lastRenderedPageBreak/>
-        <w:drawing>
-          <wp:inline distT="0" distB="0" distL="0" distR="0" wp14:anchorId="174DEA31" wp14:editId="7162C5D6">
-            <wp:extent cx="4585464" cy="2483793"/>
-            <wp:effectExtent l="0" t="0" r="5715" b="0"/>
-            <wp:docPr id="10" name="Рисунок 1"/>
-            <wp:cNvGraphicFramePr>
-              <a:graphicFrameLocks xmlns:a="http://schemas.openxmlformats.org/drawingml/2006/main" noChangeAspect="1"/>
-            </wp:cNvGraphicFramePr>
-            <a:graphic xmlns:a="http://schemas.openxmlformats.org/drawingml/2006/main">
-              <a:graphicData uri="http://schemas.openxmlformats.org/drawingml/2006/picture">
-                <pic:pic xmlns:pic="http://schemas.openxmlformats.org/drawingml/2006/picture">
-                  <pic:nvPicPr>
-                    <pic:cNvPr id="10" name="Рисунок 1"/>
                     <pic:cNvPicPr/>
                   </pic:nvPicPr>
                   <pic:blipFill>
@@ -2702,7 +1280,7 @@
                   <pic:spPr>
                     <a:xfrm>
                       <a:off x="0" y="0"/>
-                      <a:ext cx="4585464" cy="2483793"/>
+                      <a:ext cx="5302611" cy="2764537"/>
                     </a:xfrm>
                     <a:prstGeom prst="rect">
                       <a:avLst/>
@@ -2722,6 +1300,94 @@
         <w:ind w:left="1080"/>
         <w:jc w:val="center"/>
         <w:rPr>
+          <w:rFonts w:cs="Times New Roman"/>
+          <w:i w:val="0"/>
+          <w:iCs w:val="0"/>
+          <w:color w:val="auto"/>
+          <w:sz w:val="28"/>
+          <w:szCs w:val="28"/>
+        </w:rPr>
+      </w:pPr>
+      <w:r>
+        <w:rPr>
+          <w:rFonts w:cs="Times New Roman"/>
+          <w:i w:val="0"/>
+          <w:iCs w:val="0"/>
+          <w:color w:val="auto"/>
+          <w:sz w:val="28"/>
+          <w:szCs w:val="28"/>
+        </w:rPr>
+        <w:t xml:space="preserve">Рисунок </w:t>
+      </w:r>
+      <w:r>
+        <w:rPr>
+          <w:rFonts w:cs="Times New Roman"/>
+          <w:i w:val="0"/>
+          <w:iCs w:val="0"/>
+          <w:color w:val="auto"/>
+          <w:sz w:val="28"/>
+          <w:szCs w:val="28"/>
+        </w:rPr>
+        <w:fldChar w:fldCharType="begin"/>
+      </w:r>
+      <w:r>
+        <w:rPr>
+          <w:rFonts w:cs="Times New Roman"/>
+          <w:i w:val="0"/>
+          <w:iCs w:val="0"/>
+          <w:color w:val="auto"/>
+          <w:sz w:val="28"/>
+          <w:szCs w:val="28"/>
+        </w:rPr>
+        <w:instrText xml:space="preserve"> SEQ Рисунок \* ARABIC </w:instrText>
+      </w:r>
+      <w:r>
+        <w:rPr>
+          <w:rFonts w:cs="Times New Roman"/>
+          <w:i w:val="0"/>
+          <w:iCs w:val="0"/>
+          <w:color w:val="auto"/>
+          <w:sz w:val="28"/>
+          <w:szCs w:val="28"/>
+        </w:rPr>
+        <w:fldChar w:fldCharType="separate"/>
+      </w:r>
+      <w:r>
+        <w:rPr>
+          <w:rFonts w:cs="Times New Roman"/>
+          <w:i w:val="0"/>
+          <w:iCs w:val="0"/>
+          <w:noProof/>
+          <w:color w:val="auto"/>
+          <w:sz w:val="28"/>
+          <w:szCs w:val="28"/>
+        </w:rPr>
+        <w:t>2</w:t>
+      </w:r>
+      <w:r>
+        <w:rPr>
+          <w:rFonts w:cs="Times New Roman"/>
+          <w:i w:val="0"/>
+          <w:iCs w:val="0"/>
+          <w:color w:val="auto"/>
+          <w:sz w:val="28"/>
+          <w:szCs w:val="28"/>
+        </w:rPr>
+        <w:fldChar w:fldCharType="end"/>
+      </w:r>
+      <w:r>
+        <w:rPr>
+          <w:rFonts w:cs="Times New Roman"/>
+          <w:i w:val="0"/>
+          <w:iCs w:val="0"/>
+          <w:color w:val="auto"/>
+          <w:sz w:val="28"/>
+          <w:szCs w:val="28"/>
+        </w:rPr>
+        <w:t xml:space="preserve"> – До з</w:t>
+      </w:r>
+      <w:r>
+        <w:rPr>
           <w:rStyle w:val="citation-423"/>
           <w:rFonts w:cs="Times New Roman"/>
           <w:i w:val="0"/>
@@ -2730,101 +1396,7 @@
           <w:sz w:val="28"/>
           <w:szCs w:val="28"/>
         </w:rPr>
-      </w:pPr>
-      <w:r>
-        <w:rPr>
-          <w:rFonts w:cs="Times New Roman"/>
-          <w:i w:val="0"/>
-          <w:iCs w:val="0"/>
-          <w:color w:val="auto"/>
-          <w:sz w:val="28"/>
-          <w:szCs w:val="28"/>
-        </w:rPr>
-        <w:t xml:space="preserve">Рисунок </w:t>
-      </w:r>
-      <w:r>
-        <w:rPr>
-          <w:i w:val="0"/>
-          <w:iCs w:val="0"/>
-          <w:color w:val="auto"/>
-          <w:sz w:val="28"/>
-          <w:szCs w:val="28"/>
-        </w:rPr>
-        <w:fldChar w:fldCharType="begin"/>
-      </w:r>
-      <w:r>
-        <w:rPr>
-          <w:i w:val="0"/>
-          <w:iCs w:val="0"/>
-          <w:color w:val="auto"/>
-          <w:sz w:val="28"/>
-          <w:szCs w:val="28"/>
-        </w:rPr>
-        <w:instrText xml:space="preserve"> SEQ Рисунок \* ARABIC </w:instrText>
-      </w:r>
-      <w:r>
-        <w:rPr>
-          <w:i w:val="0"/>
-          <w:iCs w:val="0"/>
-          <w:color w:val="auto"/>
-          <w:sz w:val="28"/>
-          <w:szCs w:val="28"/>
-        </w:rPr>
-        <w:fldChar w:fldCharType="separate"/>
-      </w:r>
-      <w:r>
-        <w:rPr>
-          <w:i w:val="0"/>
-          <w:iCs w:val="0"/>
-          <w:noProof/>
-          <w:color w:val="auto"/>
-          <w:sz w:val="28"/>
-          <w:szCs w:val="28"/>
-        </w:rPr>
-        <w:t>1</w:t>
-      </w:r>
-      <w:r>
-        <w:rPr>
-          <w:i w:val="0"/>
-          <w:iCs w:val="0"/>
-          <w:color w:val="auto"/>
-          <w:sz w:val="28"/>
-          <w:szCs w:val="28"/>
-        </w:rPr>
-        <w:fldChar w:fldCharType="end"/>
-      </w:r>
-      <w:r>
-        <w:rPr>
-          <w:rFonts w:cs="Times New Roman"/>
-          <w:i w:val="0"/>
-          <w:iCs w:val="0"/>
-          <w:color w:val="auto"/>
-          <w:sz w:val="28"/>
-          <w:szCs w:val="28"/>
-        </w:rPr>
-        <w:t xml:space="preserve"> </w:t>
-      </w:r>
-      <w:r>
-        <w:rPr>
-          <w:rFonts w:cs="Times New Roman"/>
-          <w:i w:val="0"/>
-          <w:iCs w:val="0"/>
-          <w:color w:val="auto"/>
-          <w:sz w:val="28"/>
-          <w:szCs w:val="28"/>
-        </w:rPr>
-        <w:t xml:space="preserve">– </w:t>
-      </w:r>
-      <w:r>
-        <w:rPr>
-          <w:rFonts w:cs="Times New Roman"/>
-          <w:i w:val="0"/>
-          <w:iCs w:val="0"/>
-          <w:color w:val="auto"/>
-          <w:sz w:val="28"/>
-          <w:szCs w:val="28"/>
-        </w:rPr>
-        <w:t>До з</w:t>
+        <w:t xml:space="preserve">авдання </w:t>
       </w:r>
       <w:r>
         <w:rPr>
@@ -2836,247 +1408,1127 @@
           <w:sz w:val="28"/>
           <w:szCs w:val="28"/>
         </w:rPr>
-        <w:t xml:space="preserve">авдання </w:t>
-      </w:r>
-      <w:r>
-        <w:rPr>
-          <w:rStyle w:val="citation-423"/>
-          <w:rFonts w:cs="Times New Roman"/>
-          <w:i w:val="0"/>
-          <w:iCs w:val="0"/>
-          <w:color w:val="auto"/>
-          <w:sz w:val="28"/>
-          <w:szCs w:val="28"/>
-        </w:rPr>
-        <w:t>6,7</w:t>
-      </w:r>
-    </w:p>
-    <w:p/>
-    <w:p>
-      <w:pPr>
-        <w:pStyle w:val="1"/>
-        <w:rPr>
-          <w:lang w:val="ru-RU"/>
-        </w:rPr>
-      </w:pPr>
-      <w:proofErr w:type="spellStart"/>
-      <w:r>
-        <w:rPr>
-          <w:lang w:val="ru-RU"/>
-        </w:rPr>
-        <w:t>Створити</w:t>
-      </w:r>
-      <w:proofErr w:type="spellEnd"/>
-      <w:r>
-        <w:rPr>
-          <w:lang w:val="ru-RU"/>
-        </w:rPr>
-        <w:t xml:space="preserve"> </w:t>
-      </w:r>
-      <w:proofErr w:type="spellStart"/>
-      <w:r>
-        <w:rPr>
-          <w:lang w:val="ru-RU"/>
-        </w:rPr>
-        <w:t>звіт</w:t>
-      </w:r>
-      <w:proofErr w:type="spellEnd"/>
-      <w:r>
-        <w:rPr>
-          <w:lang w:val="ru-RU"/>
-        </w:rPr>
-        <w:t xml:space="preserve">, де </w:t>
-      </w:r>
-      <w:proofErr w:type="spellStart"/>
-      <w:r>
-        <w:rPr>
-          <w:lang w:val="ru-RU"/>
-        </w:rPr>
-        <w:t>відобразити</w:t>
-      </w:r>
-      <w:proofErr w:type="spellEnd"/>
-      <w:r>
-        <w:rPr>
-          <w:lang w:val="ru-RU"/>
-        </w:rPr>
-        <w:t xml:space="preserve"> </w:t>
-      </w:r>
-      <w:proofErr w:type="spellStart"/>
-      <w:r>
-        <w:rPr>
-          <w:lang w:val="ru-RU"/>
-        </w:rPr>
-        <w:t>всі</w:t>
-      </w:r>
-      <w:proofErr w:type="spellEnd"/>
-      <w:r>
-        <w:rPr>
-          <w:lang w:val="ru-RU"/>
-        </w:rPr>
-        <w:t xml:space="preserve"> </w:t>
-      </w:r>
-      <w:proofErr w:type="spellStart"/>
-      <w:r>
-        <w:rPr>
-          <w:lang w:val="ru-RU"/>
-        </w:rPr>
-        <w:t>виконані</w:t>
-      </w:r>
-      <w:proofErr w:type="spellEnd"/>
-      <w:r>
-        <w:rPr>
-          <w:lang w:val="ru-RU"/>
-        </w:rPr>
-        <w:t xml:space="preserve"> кроки </w:t>
-      </w:r>
-      <w:proofErr w:type="spellStart"/>
-      <w:r>
-        <w:rPr>
-          <w:lang w:val="ru-RU"/>
-        </w:rPr>
-        <w:t>завдання</w:t>
-      </w:r>
-      <w:proofErr w:type="spellEnd"/>
-      <w:r>
-        <w:rPr>
-          <w:lang w:val="ru-RU"/>
-        </w:rPr>
-        <w:t xml:space="preserve"> з</w:t>
+        <w:t>2</w:t>
       </w:r>
     </w:p>
     <w:p>
       <w:pPr>
         <w:rPr>
-          <w:lang w:val="ru-RU"/>
-        </w:rPr>
-      </w:pPr>
-      <w:proofErr w:type="spellStart"/>
-      <w:r>
-        <w:rPr>
-          <w:lang w:val="ru-RU"/>
-        </w:rPr>
-        <w:t>відповідними</w:t>
-      </w:r>
-      <w:proofErr w:type="spellEnd"/>
-      <w:r>
-        <w:rPr>
-          <w:lang w:val="ru-RU"/>
-        </w:rPr>
-        <w:t xml:space="preserve"> </w:t>
-      </w:r>
-      <w:proofErr w:type="spellStart"/>
-      <w:r>
-        <w:rPr>
-          <w:lang w:val="ru-RU"/>
-        </w:rPr>
-        <w:t>скріншотами</w:t>
-      </w:r>
-      <w:proofErr w:type="spellEnd"/>
-      <w:r>
-        <w:rPr>
-          <w:lang w:val="ru-RU"/>
-        </w:rPr>
-        <w:t xml:space="preserve">. </w:t>
-      </w:r>
-      <w:proofErr w:type="spellStart"/>
-      <w:r>
-        <w:rPr>
-          <w:lang w:val="ru-RU"/>
-        </w:rPr>
-        <w:t>Надати</w:t>
-      </w:r>
-      <w:proofErr w:type="spellEnd"/>
-      <w:r>
-        <w:rPr>
-          <w:lang w:val="ru-RU"/>
-        </w:rPr>
-        <w:t xml:space="preserve"> </w:t>
-      </w:r>
-      <w:proofErr w:type="spellStart"/>
-      <w:r>
-        <w:rPr>
-          <w:lang w:val="ru-RU"/>
-        </w:rPr>
-        <w:t>інтерактивне</w:t>
-      </w:r>
-      <w:proofErr w:type="spellEnd"/>
-      <w:r>
-        <w:rPr>
-          <w:lang w:val="ru-RU"/>
-        </w:rPr>
-        <w:t xml:space="preserve"> </w:t>
-      </w:r>
-      <w:proofErr w:type="spellStart"/>
-      <w:r>
-        <w:rPr>
-          <w:lang w:val="ru-RU"/>
-        </w:rPr>
-        <w:t>посилання</w:t>
-      </w:r>
-      <w:proofErr w:type="spellEnd"/>
-      <w:r>
-        <w:rPr>
-          <w:lang w:val="ru-RU"/>
-        </w:rPr>
-        <w:t xml:space="preserve"> на </w:t>
-      </w:r>
-      <w:proofErr w:type="spellStart"/>
-      <w:r>
-        <w:rPr>
-          <w:lang w:val="ru-RU"/>
-        </w:rPr>
-        <w:t>створений</w:t>
-      </w:r>
-      <w:proofErr w:type="spellEnd"/>
+          <w:rFonts w:cs="Times New Roman"/>
+          <w:szCs w:val="28"/>
+        </w:rPr>
+      </w:pPr>
     </w:p>
     <w:p>
       <w:pPr>
-        <w:rPr>
-          <w:lang w:val="ru-RU"/>
-        </w:rPr>
-      </w:pPr>
+        <w:pStyle w:val="1"/>
+      </w:pPr>
+      <w:r>
+        <w:t xml:space="preserve">Установити інтерпретатор </w:t>
+      </w:r>
       <w:proofErr w:type="spellStart"/>
       <w:r>
-        <w:rPr>
-          <w:lang w:val="ru-RU"/>
-        </w:rPr>
-        <w:t>віддалений</w:t>
+        <w:t>python</w:t>
       </w:r>
       <w:proofErr w:type="spellEnd"/>
       <w:r>
-        <w:rPr>
-          <w:lang w:val="ru-RU"/>
-        </w:rPr>
-        <w:t xml:space="preserve"> </w:t>
-      </w:r>
-      <w:proofErr w:type="spellStart"/>
-      <w:r>
-        <w:rPr>
-          <w:lang w:val="ru-RU"/>
-        </w:rPr>
-        <w:t>репозиторій</w:t>
-      </w:r>
-      <w:proofErr w:type="spellEnd"/>
-      <w:r>
-        <w:rPr>
-          <w:lang w:val="ru-RU"/>
-        </w:rPr>
         <w:t>.</w:t>
       </w:r>
     </w:p>
     <w:p>
       <w:pPr>
+        <w:rPr>
+          <w:rFonts w:cs="Times New Roman"/>
+          <w:szCs w:val="28"/>
+        </w:rPr>
+      </w:pPr>
+    </w:p>
+    <w:p>
+      <w:pPr>
+        <w:keepNext/>
+        <w:spacing w:after="0" w:line="360" w:lineRule="auto"/>
+        <w:jc w:val="center"/>
+        <w:rPr>
+          <w:rFonts w:cs="Times New Roman"/>
+          <w:szCs w:val="28"/>
+        </w:rPr>
+      </w:pPr>
+      <w:r>
+        <w:rPr>
+          <w:rFonts w:cs="Times New Roman"/>
+          <w:noProof/>
+          <w:szCs w:val="28"/>
+        </w:rPr>
+        <w:drawing>
+          <wp:inline distT="0" distB="0" distL="0" distR="0" wp14:anchorId="52C7E073" wp14:editId="10142F1D">
+            <wp:extent cx="4881043" cy="2552700"/>
+            <wp:effectExtent l="0" t="0" r="0" b="0"/>
+            <wp:docPr id="3" name="Рисунок 1"/>
+            <wp:cNvGraphicFramePr>
+              <a:graphicFrameLocks xmlns:a="http://schemas.openxmlformats.org/drawingml/2006/main" noChangeAspect="1"/>
+            </wp:cNvGraphicFramePr>
+            <a:graphic xmlns:a="http://schemas.openxmlformats.org/drawingml/2006/main">
+              <a:graphicData uri="http://schemas.openxmlformats.org/drawingml/2006/picture">
+                <pic:pic xmlns:pic="http://schemas.openxmlformats.org/drawingml/2006/picture">
+                  <pic:nvPicPr>
+                    <pic:cNvPr id="3" name="Рисунок 1"/>
+                    <pic:cNvPicPr/>
+                  </pic:nvPicPr>
+                  <pic:blipFill>
+                    <a:blip r:embed="rId8">
+                      <a:extLst>
+                        <a:ext uri="{28A0092B-C50C-407E-A947-70E740481C1C}">
+                          <a14:useLocalDpi xmlns:a14="http://schemas.microsoft.com/office/drawing/2010/main" val="0"/>
+                        </a:ext>
+                      </a:extLst>
+                    </a:blip>
+                    <a:stretch>
+                      <a:fillRect/>
+                    </a:stretch>
+                  </pic:blipFill>
+                  <pic:spPr>
+                    <a:xfrm>
+                      <a:off x="0" y="0"/>
+                      <a:ext cx="4882203" cy="2553307"/>
+                    </a:xfrm>
+                    <a:prstGeom prst="rect">
+                      <a:avLst/>
+                    </a:prstGeom>
+                  </pic:spPr>
+                </pic:pic>
+              </a:graphicData>
+            </a:graphic>
+          </wp:inline>
+        </w:drawing>
+      </w:r>
+    </w:p>
+    <w:p>
+      <w:pPr>
+        <w:pStyle w:val="a8"/>
+        <w:spacing w:after="0" w:line="360" w:lineRule="auto"/>
+        <w:ind w:left="1080"/>
+        <w:jc w:val="center"/>
+        <w:rPr>
+          <w:rStyle w:val="citation-423"/>
+          <w:rFonts w:cs="Times New Roman"/>
+          <w:i w:val="0"/>
+          <w:iCs w:val="0"/>
+          <w:color w:val="auto"/>
+          <w:sz w:val="28"/>
+          <w:szCs w:val="28"/>
+        </w:rPr>
+      </w:pPr>
+      <w:r>
+        <w:rPr>
+          <w:rFonts w:cs="Times New Roman"/>
+          <w:i w:val="0"/>
+          <w:iCs w:val="0"/>
+          <w:color w:val="auto"/>
+          <w:sz w:val="28"/>
+          <w:szCs w:val="28"/>
+        </w:rPr>
+        <w:t xml:space="preserve">Рисунок </w:t>
+      </w:r>
+      <w:r>
+        <w:rPr>
+          <w:rFonts w:cs="Times New Roman"/>
+          <w:i w:val="0"/>
+          <w:iCs w:val="0"/>
+          <w:color w:val="auto"/>
+          <w:sz w:val="28"/>
+          <w:szCs w:val="28"/>
+        </w:rPr>
+        <w:fldChar w:fldCharType="begin"/>
+      </w:r>
+      <w:r>
+        <w:rPr>
+          <w:rFonts w:cs="Times New Roman"/>
+          <w:i w:val="0"/>
+          <w:iCs w:val="0"/>
+          <w:color w:val="auto"/>
+          <w:sz w:val="28"/>
+          <w:szCs w:val="28"/>
+        </w:rPr>
+        <w:instrText xml:space="preserve"> SEQ Рисунок \* ARABIC </w:instrText>
+      </w:r>
+      <w:r>
+        <w:rPr>
+          <w:rFonts w:cs="Times New Roman"/>
+          <w:i w:val="0"/>
+          <w:iCs w:val="0"/>
+          <w:color w:val="auto"/>
+          <w:sz w:val="28"/>
+          <w:szCs w:val="28"/>
+        </w:rPr>
+        <w:fldChar w:fldCharType="separate"/>
+      </w:r>
+      <w:r>
+        <w:rPr>
+          <w:rFonts w:cs="Times New Roman"/>
+          <w:i w:val="0"/>
+          <w:iCs w:val="0"/>
+          <w:noProof/>
+          <w:color w:val="auto"/>
+          <w:sz w:val="28"/>
+          <w:szCs w:val="28"/>
+        </w:rPr>
+        <w:t>3</w:t>
+      </w:r>
+      <w:r>
+        <w:rPr>
+          <w:rFonts w:cs="Times New Roman"/>
+          <w:i w:val="0"/>
+          <w:iCs w:val="0"/>
+          <w:color w:val="auto"/>
+          <w:sz w:val="28"/>
+          <w:szCs w:val="28"/>
+        </w:rPr>
+        <w:fldChar w:fldCharType="end"/>
+      </w:r>
+      <w:r>
+        <w:rPr>
+          <w:rFonts w:cs="Times New Roman"/>
+          <w:i w:val="0"/>
+          <w:iCs w:val="0"/>
+          <w:color w:val="auto"/>
+          <w:sz w:val="28"/>
+          <w:szCs w:val="28"/>
+        </w:rPr>
+        <w:t xml:space="preserve"> – До з</w:t>
+      </w:r>
+      <w:r>
+        <w:rPr>
+          <w:rStyle w:val="citation-423"/>
+          <w:rFonts w:cs="Times New Roman"/>
+          <w:i w:val="0"/>
+          <w:iCs w:val="0"/>
+          <w:color w:val="auto"/>
+          <w:sz w:val="28"/>
+          <w:szCs w:val="28"/>
+        </w:rPr>
+        <w:t xml:space="preserve">авдання </w:t>
+      </w:r>
+      <w:r>
+        <w:rPr>
+          <w:rStyle w:val="citation-423"/>
+          <w:rFonts w:cs="Times New Roman"/>
+          <w:i w:val="0"/>
+          <w:iCs w:val="0"/>
+          <w:color w:val="auto"/>
+          <w:sz w:val="28"/>
+          <w:szCs w:val="28"/>
+        </w:rPr>
+        <w:t>3</w:t>
+      </w:r>
+    </w:p>
+    <w:p>
+      <w:pPr>
+        <w:rPr>
+          <w:rFonts w:cs="Times New Roman"/>
+          <w:szCs w:val="28"/>
+        </w:rPr>
+      </w:pPr>
+    </w:p>
+    <w:p>
+      <w:pPr>
+        <w:pStyle w:val="1"/>
+      </w:pPr>
+      <w:r>
+        <w:t xml:space="preserve">Установити IDE </w:t>
+      </w:r>
+      <w:proofErr w:type="spellStart"/>
+      <w:r>
+        <w:t>PyCharm</w:t>
+      </w:r>
+      <w:proofErr w:type="spellEnd"/>
+      <w:r>
+        <w:t xml:space="preserve">, створити </w:t>
+      </w:r>
+      <w:proofErr w:type="spellStart"/>
+      <w:r>
+        <w:t>проєкт</w:t>
+      </w:r>
+      <w:proofErr w:type="spellEnd"/>
+      <w:r>
+        <w:t xml:space="preserve"> і зв’язати його з віддаленим репозиторієм.</w:t>
+      </w:r>
+    </w:p>
+    <w:p>
+      <w:pPr>
+        <w:rPr>
+          <w:rFonts w:cs="Times New Roman"/>
+          <w:szCs w:val="28"/>
+        </w:rPr>
+      </w:pPr>
+    </w:p>
+    <w:p>
+      <w:pPr>
+        <w:keepNext/>
+        <w:spacing w:after="0" w:line="360" w:lineRule="auto"/>
+        <w:jc w:val="center"/>
+        <w:rPr>
+          <w:rFonts w:cs="Times New Roman"/>
+          <w:szCs w:val="28"/>
+        </w:rPr>
+      </w:pPr>
+      <w:r>
+        <w:rPr>
+          <w:rFonts w:cs="Times New Roman"/>
+          <w:noProof/>
+          <w:szCs w:val="28"/>
+        </w:rPr>
+        <w:lastRenderedPageBreak/>
+        <w:drawing>
+          <wp:inline distT="0" distB="0" distL="0" distR="0" wp14:anchorId="5CFA9E00" wp14:editId="4C8F671F">
+            <wp:extent cx="4585464" cy="2437972"/>
+            <wp:effectExtent l="0" t="0" r="5715" b="635"/>
+            <wp:docPr id="4" name="Рисунок 1"/>
+            <wp:cNvGraphicFramePr>
+              <a:graphicFrameLocks xmlns:a="http://schemas.openxmlformats.org/drawingml/2006/main" noChangeAspect="1"/>
+            </wp:cNvGraphicFramePr>
+            <a:graphic xmlns:a="http://schemas.openxmlformats.org/drawingml/2006/main">
+              <a:graphicData uri="http://schemas.openxmlformats.org/drawingml/2006/picture">
+                <pic:pic xmlns:pic="http://schemas.openxmlformats.org/drawingml/2006/picture">
+                  <pic:nvPicPr>
+                    <pic:cNvPr id="4" name="Рисунок 1"/>
+                    <pic:cNvPicPr/>
+                  </pic:nvPicPr>
+                  <pic:blipFill>
+                    <a:blip r:embed="rId9">
+                      <a:extLst>
+                        <a:ext uri="{28A0092B-C50C-407E-A947-70E740481C1C}">
+                          <a14:useLocalDpi xmlns:a14="http://schemas.microsoft.com/office/drawing/2010/main" val="0"/>
+                        </a:ext>
+                      </a:extLst>
+                    </a:blip>
+                    <a:stretch>
+                      <a:fillRect/>
+                    </a:stretch>
+                  </pic:blipFill>
+                  <pic:spPr>
+                    <a:xfrm>
+                      <a:off x="0" y="0"/>
+                      <a:ext cx="4585464" cy="2437972"/>
+                    </a:xfrm>
+                    <a:prstGeom prst="rect">
+                      <a:avLst/>
+                    </a:prstGeom>
+                  </pic:spPr>
+                </pic:pic>
+              </a:graphicData>
+            </a:graphic>
+          </wp:inline>
+        </w:drawing>
+      </w:r>
+    </w:p>
+    <w:p>
+      <w:pPr>
+        <w:pStyle w:val="a8"/>
+        <w:spacing w:after="0" w:line="360" w:lineRule="auto"/>
+        <w:ind w:left="1080"/>
+        <w:jc w:val="center"/>
+        <w:rPr>
+          <w:rStyle w:val="citation-423"/>
+          <w:rFonts w:cs="Times New Roman"/>
+          <w:i w:val="0"/>
+          <w:iCs w:val="0"/>
+          <w:color w:val="auto"/>
+          <w:sz w:val="28"/>
+          <w:szCs w:val="28"/>
+        </w:rPr>
+      </w:pPr>
+      <w:r>
+        <w:rPr>
+          <w:rFonts w:cs="Times New Roman"/>
+          <w:i w:val="0"/>
+          <w:iCs w:val="0"/>
+          <w:color w:val="auto"/>
+          <w:sz w:val="28"/>
+          <w:szCs w:val="28"/>
+        </w:rPr>
+        <w:t xml:space="preserve">Рисунок </w:t>
+      </w:r>
+      <w:r>
+        <w:rPr>
+          <w:rFonts w:cs="Times New Roman"/>
+          <w:i w:val="0"/>
+          <w:iCs w:val="0"/>
+          <w:color w:val="auto"/>
+          <w:sz w:val="28"/>
+          <w:szCs w:val="28"/>
+        </w:rPr>
+        <w:fldChar w:fldCharType="begin"/>
+      </w:r>
+      <w:r>
+        <w:rPr>
+          <w:rFonts w:cs="Times New Roman"/>
+          <w:i w:val="0"/>
+          <w:iCs w:val="0"/>
+          <w:color w:val="auto"/>
+          <w:sz w:val="28"/>
+          <w:szCs w:val="28"/>
+        </w:rPr>
+        <w:instrText xml:space="preserve"> SEQ Рисунок \* ARABIC </w:instrText>
+      </w:r>
+      <w:r>
+        <w:rPr>
+          <w:rFonts w:cs="Times New Roman"/>
+          <w:i w:val="0"/>
+          <w:iCs w:val="0"/>
+          <w:color w:val="auto"/>
+          <w:sz w:val="28"/>
+          <w:szCs w:val="28"/>
+        </w:rPr>
+        <w:fldChar w:fldCharType="separate"/>
+      </w:r>
+      <w:r>
+        <w:rPr>
+          <w:rFonts w:cs="Times New Roman"/>
+          <w:i w:val="0"/>
+          <w:iCs w:val="0"/>
+          <w:noProof/>
+          <w:color w:val="auto"/>
+          <w:sz w:val="28"/>
+          <w:szCs w:val="28"/>
+        </w:rPr>
+        <w:t>4</w:t>
+      </w:r>
+      <w:r>
+        <w:rPr>
+          <w:rFonts w:cs="Times New Roman"/>
+          <w:i w:val="0"/>
+          <w:iCs w:val="0"/>
+          <w:color w:val="auto"/>
+          <w:sz w:val="28"/>
+          <w:szCs w:val="28"/>
+        </w:rPr>
+        <w:fldChar w:fldCharType="end"/>
+      </w:r>
+      <w:r>
+        <w:rPr>
+          <w:rFonts w:cs="Times New Roman"/>
+          <w:i w:val="0"/>
+          <w:iCs w:val="0"/>
+          <w:color w:val="auto"/>
+          <w:sz w:val="28"/>
+          <w:szCs w:val="28"/>
+        </w:rPr>
+        <w:t xml:space="preserve"> – До з</w:t>
+      </w:r>
+      <w:r>
+        <w:rPr>
+          <w:rStyle w:val="citation-423"/>
+          <w:rFonts w:cs="Times New Roman"/>
+          <w:i w:val="0"/>
+          <w:iCs w:val="0"/>
+          <w:color w:val="auto"/>
+          <w:sz w:val="28"/>
+          <w:szCs w:val="28"/>
+        </w:rPr>
+        <w:t xml:space="preserve">авдання </w:t>
+      </w:r>
+      <w:r>
+        <w:rPr>
+          <w:rStyle w:val="citation-423"/>
+          <w:rFonts w:cs="Times New Roman"/>
+          <w:i w:val="0"/>
+          <w:iCs w:val="0"/>
+          <w:color w:val="auto"/>
+          <w:sz w:val="28"/>
+          <w:szCs w:val="28"/>
+        </w:rPr>
+        <w:t>4</w:t>
+      </w:r>
+    </w:p>
+    <w:p>
+      <w:pPr>
+        <w:rPr>
+          <w:rFonts w:cs="Times New Roman"/>
+          <w:szCs w:val="28"/>
+        </w:rPr>
+      </w:pPr>
+    </w:p>
+    <w:p>
+      <w:pPr>
+        <w:pStyle w:val="1"/>
+      </w:pPr>
+      <w:r>
+        <w:t>Створити файл lab_1_StudentLastName.py з кодом, який виводить фразу «Привіт, ваше прізвище».</w:t>
+      </w:r>
+    </w:p>
+    <w:p>
+      <w:pPr>
+        <w:rPr>
+          <w:rFonts w:cs="Times New Roman"/>
+          <w:szCs w:val="28"/>
+        </w:rPr>
+      </w:pPr>
+    </w:p>
+    <w:p>
+      <w:pPr>
+        <w:keepNext/>
+        <w:spacing w:after="0" w:line="360" w:lineRule="auto"/>
+        <w:jc w:val="center"/>
+        <w:rPr>
+          <w:rFonts w:cs="Times New Roman"/>
+          <w:szCs w:val="28"/>
+        </w:rPr>
+      </w:pPr>
+      <w:r>
+        <w:rPr>
+          <w:rFonts w:cs="Times New Roman"/>
+          <w:noProof/>
+          <w:szCs w:val="28"/>
+        </w:rPr>
+        <w:drawing>
+          <wp:inline distT="0" distB="0" distL="0" distR="0" wp14:anchorId="2AC1328D" wp14:editId="269698A0">
+            <wp:extent cx="6119446" cy="3314700"/>
+            <wp:effectExtent l="0" t="0" r="0" b="0"/>
+            <wp:docPr id="8" name="Рисунок 1"/>
+            <wp:cNvGraphicFramePr>
+              <a:graphicFrameLocks xmlns:a="http://schemas.openxmlformats.org/drawingml/2006/main" noChangeAspect="1"/>
+            </wp:cNvGraphicFramePr>
+            <a:graphic xmlns:a="http://schemas.openxmlformats.org/drawingml/2006/main">
+              <a:graphicData uri="http://schemas.openxmlformats.org/drawingml/2006/picture">
+                <pic:pic xmlns:pic="http://schemas.openxmlformats.org/drawingml/2006/picture">
+                  <pic:nvPicPr>
+                    <pic:cNvPr id="8" name="Рисунок 1"/>
+                    <pic:cNvPicPr/>
+                  </pic:nvPicPr>
+                  <pic:blipFill>
+                    <a:blip r:embed="rId10" cstate="print">
+                      <a:extLst>
+                        <a:ext uri="{28A0092B-C50C-407E-A947-70E740481C1C}">
+                          <a14:useLocalDpi xmlns:a14="http://schemas.microsoft.com/office/drawing/2010/main" val="0"/>
+                        </a:ext>
+                      </a:extLst>
+                    </a:blip>
+                    <a:stretch>
+                      <a:fillRect/>
+                    </a:stretch>
+                  </pic:blipFill>
+                  <pic:spPr>
+                    <a:xfrm>
+                      <a:off x="0" y="0"/>
+                      <a:ext cx="6131900" cy="3321446"/>
+                    </a:xfrm>
+                    <a:prstGeom prst="rect">
+                      <a:avLst/>
+                    </a:prstGeom>
+                  </pic:spPr>
+                </pic:pic>
+              </a:graphicData>
+            </a:graphic>
+          </wp:inline>
+        </w:drawing>
+      </w:r>
+    </w:p>
+    <w:p>
+      <w:pPr>
+        <w:pStyle w:val="a8"/>
+        <w:spacing w:after="0" w:line="360" w:lineRule="auto"/>
+        <w:ind w:left="1080"/>
+        <w:jc w:val="center"/>
+        <w:rPr>
+          <w:rStyle w:val="citation-423"/>
+          <w:rFonts w:cs="Times New Roman"/>
+          <w:i w:val="0"/>
+          <w:iCs w:val="0"/>
+          <w:color w:val="auto"/>
+          <w:sz w:val="28"/>
+          <w:szCs w:val="28"/>
+        </w:rPr>
+      </w:pPr>
+      <w:r>
+        <w:rPr>
+          <w:rFonts w:cs="Times New Roman"/>
+          <w:i w:val="0"/>
+          <w:iCs w:val="0"/>
+          <w:color w:val="auto"/>
+          <w:sz w:val="28"/>
+          <w:szCs w:val="28"/>
+        </w:rPr>
+        <w:t xml:space="preserve">Рисунок </w:t>
+      </w:r>
+      <w:r>
+        <w:rPr>
+          <w:rFonts w:cs="Times New Roman"/>
+          <w:i w:val="0"/>
+          <w:iCs w:val="0"/>
+          <w:color w:val="auto"/>
+          <w:sz w:val="28"/>
+          <w:szCs w:val="28"/>
+        </w:rPr>
+        <w:fldChar w:fldCharType="begin"/>
+      </w:r>
+      <w:r>
+        <w:rPr>
+          <w:rFonts w:cs="Times New Roman"/>
+          <w:i w:val="0"/>
+          <w:iCs w:val="0"/>
+          <w:color w:val="auto"/>
+          <w:sz w:val="28"/>
+          <w:szCs w:val="28"/>
+        </w:rPr>
+        <w:instrText xml:space="preserve"> SEQ Рисунок \* ARABIC </w:instrText>
+      </w:r>
+      <w:r>
+        <w:rPr>
+          <w:rFonts w:cs="Times New Roman"/>
+          <w:i w:val="0"/>
+          <w:iCs w:val="0"/>
+          <w:color w:val="auto"/>
+          <w:sz w:val="28"/>
+          <w:szCs w:val="28"/>
+        </w:rPr>
+        <w:fldChar w:fldCharType="separate"/>
+      </w:r>
+      <w:r>
+        <w:rPr>
+          <w:rFonts w:cs="Times New Roman"/>
+          <w:i w:val="0"/>
+          <w:iCs w:val="0"/>
+          <w:noProof/>
+          <w:color w:val="auto"/>
+          <w:sz w:val="28"/>
+          <w:szCs w:val="28"/>
+        </w:rPr>
+        <w:t>5</w:t>
+      </w:r>
+      <w:r>
+        <w:rPr>
+          <w:rFonts w:cs="Times New Roman"/>
+          <w:i w:val="0"/>
+          <w:iCs w:val="0"/>
+          <w:color w:val="auto"/>
+          <w:sz w:val="28"/>
+          <w:szCs w:val="28"/>
+        </w:rPr>
+        <w:fldChar w:fldCharType="end"/>
+      </w:r>
+      <w:r>
+        <w:rPr>
+          <w:rFonts w:cs="Times New Roman"/>
+          <w:i w:val="0"/>
+          <w:iCs w:val="0"/>
+          <w:color w:val="auto"/>
+          <w:sz w:val="28"/>
+          <w:szCs w:val="28"/>
+        </w:rPr>
+        <w:t xml:space="preserve"> – До з</w:t>
+      </w:r>
+      <w:r>
+        <w:rPr>
+          <w:rStyle w:val="citation-423"/>
+          <w:rFonts w:cs="Times New Roman"/>
+          <w:i w:val="0"/>
+          <w:iCs w:val="0"/>
+          <w:color w:val="auto"/>
+          <w:sz w:val="28"/>
+          <w:szCs w:val="28"/>
+        </w:rPr>
+        <w:t xml:space="preserve">авдання </w:t>
+      </w:r>
+      <w:r>
+        <w:rPr>
+          <w:rStyle w:val="citation-423"/>
+          <w:rFonts w:cs="Times New Roman"/>
+          <w:i w:val="0"/>
+          <w:iCs w:val="0"/>
+          <w:color w:val="auto"/>
+          <w:sz w:val="28"/>
+          <w:szCs w:val="28"/>
+        </w:rPr>
+        <w:t>5</w:t>
+      </w:r>
+    </w:p>
+    <w:p>
+      <w:pPr>
+        <w:rPr>
+          <w:rFonts w:cs="Times New Roman"/>
+          <w:szCs w:val="28"/>
+        </w:rPr>
+      </w:pPr>
+    </w:p>
+    <w:p>
+      <w:pPr>
+        <w:pStyle w:val="1"/>
+      </w:pPr>
+      <w:proofErr w:type="spellStart"/>
+      <w:r>
+        <w:t>Закомітити</w:t>
+      </w:r>
+      <w:proofErr w:type="spellEnd"/>
+      <w:r>
+        <w:t xml:space="preserve"> файл у локальний репозиторій.</w:t>
+      </w:r>
+    </w:p>
+    <w:p>
+      <w:pPr>
+        <w:keepNext/>
+        <w:spacing w:after="0" w:line="360" w:lineRule="auto"/>
+        <w:jc w:val="center"/>
+        <w:rPr>
+          <w:rFonts w:cs="Times New Roman"/>
+          <w:szCs w:val="28"/>
+        </w:rPr>
+      </w:pPr>
+      <w:r>
+        <w:rPr>
+          <w:rFonts w:cs="Times New Roman"/>
+          <w:noProof/>
+          <w:szCs w:val="28"/>
+        </w:rPr>
+        <w:lastRenderedPageBreak/>
+        <w:drawing>
+          <wp:inline distT="0" distB="0" distL="0" distR="0" wp14:anchorId="210887F8" wp14:editId="3959AF8A">
+            <wp:extent cx="4305300" cy="3260469"/>
+            <wp:effectExtent l="0" t="0" r="0" b="0"/>
+            <wp:docPr id="1" name="Рисунок 1"/>
+            <wp:cNvGraphicFramePr>
+              <a:graphicFrameLocks xmlns:a="http://schemas.openxmlformats.org/drawingml/2006/main" noChangeAspect="1"/>
+            </wp:cNvGraphicFramePr>
+            <a:graphic xmlns:a="http://schemas.openxmlformats.org/drawingml/2006/main">
+              <a:graphicData uri="http://schemas.openxmlformats.org/drawingml/2006/picture">
+                <pic:pic xmlns:pic="http://schemas.openxmlformats.org/drawingml/2006/picture">
+                  <pic:nvPicPr>
+                    <pic:cNvPr id="1" name="Рисунок 1"/>
+                    <pic:cNvPicPr/>
+                  </pic:nvPicPr>
+                  <pic:blipFill>
+                    <a:blip r:embed="rId11">
+                      <a:extLst>
+                        <a:ext uri="{28A0092B-C50C-407E-A947-70E740481C1C}">
+                          <a14:useLocalDpi xmlns:a14="http://schemas.microsoft.com/office/drawing/2010/main" val="0"/>
+                        </a:ext>
+                      </a:extLst>
+                    </a:blip>
+                    <a:stretch>
+                      <a:fillRect/>
+                    </a:stretch>
+                  </pic:blipFill>
+                  <pic:spPr>
+                    <a:xfrm>
+                      <a:off x="0" y="0"/>
+                      <a:ext cx="4314391" cy="3267354"/>
+                    </a:xfrm>
+                    <a:prstGeom prst="rect">
+                      <a:avLst/>
+                    </a:prstGeom>
+                  </pic:spPr>
+                </pic:pic>
+              </a:graphicData>
+            </a:graphic>
+          </wp:inline>
+        </w:drawing>
+      </w:r>
+    </w:p>
+    <w:p>
+      <w:pPr>
+        <w:pStyle w:val="a8"/>
+        <w:spacing w:after="0" w:line="360" w:lineRule="auto"/>
+        <w:ind w:left="1080"/>
+        <w:jc w:val="center"/>
+        <w:rPr>
+          <w:rStyle w:val="citation-423"/>
+          <w:rFonts w:cs="Times New Roman"/>
+          <w:i w:val="0"/>
+          <w:iCs w:val="0"/>
+          <w:color w:val="auto"/>
+          <w:sz w:val="28"/>
+          <w:szCs w:val="28"/>
+        </w:rPr>
+      </w:pPr>
+      <w:r>
+        <w:rPr>
+          <w:rFonts w:cs="Times New Roman"/>
+          <w:i w:val="0"/>
+          <w:iCs w:val="0"/>
+          <w:color w:val="auto"/>
+          <w:sz w:val="28"/>
+          <w:szCs w:val="28"/>
+        </w:rPr>
+        <w:t xml:space="preserve">Рисунок </w:t>
+      </w:r>
+      <w:r>
+        <w:rPr>
+          <w:rFonts w:cs="Times New Roman"/>
+          <w:i w:val="0"/>
+          <w:iCs w:val="0"/>
+          <w:color w:val="auto"/>
+          <w:sz w:val="28"/>
+          <w:szCs w:val="28"/>
+        </w:rPr>
+        <w:fldChar w:fldCharType="begin"/>
+      </w:r>
+      <w:r>
+        <w:rPr>
+          <w:rFonts w:cs="Times New Roman"/>
+          <w:i w:val="0"/>
+          <w:iCs w:val="0"/>
+          <w:color w:val="auto"/>
+          <w:sz w:val="28"/>
+          <w:szCs w:val="28"/>
+        </w:rPr>
+        <w:instrText xml:space="preserve"> SEQ Рисунок \* ARABIC </w:instrText>
+      </w:r>
+      <w:r>
+        <w:rPr>
+          <w:rFonts w:cs="Times New Roman"/>
+          <w:i w:val="0"/>
+          <w:iCs w:val="0"/>
+          <w:color w:val="auto"/>
+          <w:sz w:val="28"/>
+          <w:szCs w:val="28"/>
+        </w:rPr>
+        <w:fldChar w:fldCharType="separate"/>
+      </w:r>
+      <w:r>
+        <w:rPr>
+          <w:rFonts w:cs="Times New Roman"/>
+          <w:i w:val="0"/>
+          <w:iCs w:val="0"/>
+          <w:noProof/>
+          <w:color w:val="auto"/>
+          <w:sz w:val="28"/>
+          <w:szCs w:val="28"/>
+        </w:rPr>
+        <w:t>6</w:t>
+      </w:r>
+      <w:r>
+        <w:rPr>
+          <w:rFonts w:cs="Times New Roman"/>
+          <w:i w:val="0"/>
+          <w:iCs w:val="0"/>
+          <w:color w:val="auto"/>
+          <w:sz w:val="28"/>
+          <w:szCs w:val="28"/>
+        </w:rPr>
+        <w:fldChar w:fldCharType="end"/>
+      </w:r>
+      <w:r>
+        <w:rPr>
+          <w:rFonts w:cs="Times New Roman"/>
+          <w:i w:val="0"/>
+          <w:iCs w:val="0"/>
+          <w:color w:val="auto"/>
+          <w:sz w:val="28"/>
+          <w:szCs w:val="28"/>
+        </w:rPr>
+        <w:t xml:space="preserve"> – До з</w:t>
+      </w:r>
+      <w:r>
+        <w:rPr>
+          <w:rStyle w:val="citation-423"/>
+          <w:rFonts w:cs="Times New Roman"/>
+          <w:i w:val="0"/>
+          <w:iCs w:val="0"/>
+          <w:color w:val="auto"/>
+          <w:sz w:val="28"/>
+          <w:szCs w:val="28"/>
+        </w:rPr>
+        <w:t xml:space="preserve">авдання </w:t>
+      </w:r>
+      <w:r>
+        <w:rPr>
+          <w:rStyle w:val="citation-423"/>
+          <w:rFonts w:cs="Times New Roman"/>
+          <w:i w:val="0"/>
+          <w:iCs w:val="0"/>
+          <w:color w:val="auto"/>
+          <w:sz w:val="28"/>
+          <w:szCs w:val="28"/>
+        </w:rPr>
+        <w:t>6</w:t>
+      </w:r>
+    </w:p>
+    <w:p>
+      <w:pPr>
+        <w:rPr>
+          <w:rFonts w:cs="Times New Roman"/>
+          <w:szCs w:val="28"/>
+        </w:rPr>
+      </w:pPr>
+    </w:p>
+    <w:p>
+      <w:pPr>
+        <w:pStyle w:val="1"/>
+      </w:pPr>
+      <w:r>
+        <w:t xml:space="preserve">Відправити («запушити») поточну версію </w:t>
+      </w:r>
+      <w:proofErr w:type="spellStart"/>
+      <w:r>
+        <w:t>Git-проєкта</w:t>
+      </w:r>
+      <w:proofErr w:type="spellEnd"/>
+      <w:r>
+        <w:t xml:space="preserve"> у віддалений репозиторій на </w:t>
+      </w:r>
+      <w:proofErr w:type="spellStart"/>
+      <w:r>
+        <w:t>GitHub</w:t>
+      </w:r>
+      <w:proofErr w:type="spellEnd"/>
+      <w:r>
+        <w:t>.</w:t>
+      </w:r>
+    </w:p>
+    <w:p>
+      <w:pPr>
+        <w:rPr>
+          <w:rFonts w:cs="Times New Roman"/>
+          <w:szCs w:val="28"/>
+        </w:rPr>
+      </w:pPr>
+    </w:p>
+    <w:p>
+      <w:pPr>
+        <w:keepNext/>
+        <w:spacing w:after="0" w:line="360" w:lineRule="auto"/>
+        <w:jc w:val="center"/>
+        <w:rPr>
+          <w:rFonts w:cs="Times New Roman"/>
+          <w:szCs w:val="28"/>
+        </w:rPr>
+      </w:pPr>
+      <w:r>
+        <w:rPr>
+          <w:rFonts w:cs="Times New Roman"/>
+          <w:noProof/>
+          <w:szCs w:val="28"/>
+        </w:rPr>
+        <w:drawing>
+          <wp:inline distT="0" distB="0" distL="0" distR="0" wp14:anchorId="174DEA31" wp14:editId="209EED08">
+            <wp:extent cx="4585464" cy="2146723"/>
+            <wp:effectExtent l="0" t="0" r="5715" b="6350"/>
+            <wp:docPr id="10" name="Рисунок 1"/>
+            <wp:cNvGraphicFramePr>
+              <a:graphicFrameLocks xmlns:a="http://schemas.openxmlformats.org/drawingml/2006/main" noChangeAspect="1"/>
+            </wp:cNvGraphicFramePr>
+            <a:graphic xmlns:a="http://schemas.openxmlformats.org/drawingml/2006/main">
+              <a:graphicData uri="http://schemas.openxmlformats.org/drawingml/2006/picture">
+                <pic:pic xmlns:pic="http://schemas.openxmlformats.org/drawingml/2006/picture">
+                  <pic:nvPicPr>
+                    <pic:cNvPr id="10" name="Рисунок 1"/>
+                    <pic:cNvPicPr/>
+                  </pic:nvPicPr>
+                  <pic:blipFill>
+                    <a:blip r:embed="rId12">
+                      <a:extLst>
+                        <a:ext uri="{28A0092B-C50C-407E-A947-70E740481C1C}">
+                          <a14:useLocalDpi xmlns:a14="http://schemas.microsoft.com/office/drawing/2010/main" val="0"/>
+                        </a:ext>
+                      </a:extLst>
+                    </a:blip>
+                    <a:stretch>
+                      <a:fillRect/>
+                    </a:stretch>
+                  </pic:blipFill>
+                  <pic:spPr>
+                    <a:xfrm>
+                      <a:off x="0" y="0"/>
+                      <a:ext cx="4585464" cy="2146723"/>
+                    </a:xfrm>
+                    <a:prstGeom prst="rect">
+                      <a:avLst/>
+                    </a:prstGeom>
+                  </pic:spPr>
+                </pic:pic>
+              </a:graphicData>
+            </a:graphic>
+          </wp:inline>
+        </w:drawing>
+      </w:r>
+    </w:p>
+    <w:p>
+      <w:pPr>
+        <w:pStyle w:val="a8"/>
+        <w:spacing w:after="0" w:line="360" w:lineRule="auto"/>
+        <w:ind w:left="1080"/>
+        <w:jc w:val="center"/>
+        <w:rPr>
+          <w:rStyle w:val="citation-423"/>
+          <w:rFonts w:cs="Times New Roman"/>
+          <w:i w:val="0"/>
+          <w:iCs w:val="0"/>
+          <w:color w:val="auto"/>
+          <w:sz w:val="28"/>
+          <w:szCs w:val="28"/>
+        </w:rPr>
+      </w:pPr>
+      <w:r>
+        <w:rPr>
+          <w:rFonts w:cs="Times New Roman"/>
+          <w:i w:val="0"/>
+          <w:iCs w:val="0"/>
+          <w:color w:val="auto"/>
+          <w:sz w:val="28"/>
+          <w:szCs w:val="28"/>
+        </w:rPr>
+        <w:t xml:space="preserve">Рисунок </w:t>
+      </w:r>
+      <w:r>
+        <w:rPr>
+          <w:rFonts w:cs="Times New Roman"/>
+          <w:i w:val="0"/>
+          <w:iCs w:val="0"/>
+          <w:color w:val="auto"/>
+          <w:sz w:val="28"/>
+          <w:szCs w:val="28"/>
+        </w:rPr>
+        <w:fldChar w:fldCharType="begin"/>
+      </w:r>
+      <w:r>
+        <w:rPr>
+          <w:rFonts w:cs="Times New Roman"/>
+          <w:i w:val="0"/>
+          <w:iCs w:val="0"/>
+          <w:color w:val="auto"/>
+          <w:sz w:val="28"/>
+          <w:szCs w:val="28"/>
+        </w:rPr>
+        <w:instrText xml:space="preserve"> SEQ Рисунок \* ARABIC </w:instrText>
+      </w:r>
+      <w:r>
+        <w:rPr>
+          <w:rFonts w:cs="Times New Roman"/>
+          <w:i w:val="0"/>
+          <w:iCs w:val="0"/>
+          <w:color w:val="auto"/>
+          <w:sz w:val="28"/>
+          <w:szCs w:val="28"/>
+        </w:rPr>
+        <w:fldChar w:fldCharType="separate"/>
+      </w:r>
+      <w:r>
+        <w:rPr>
+          <w:rFonts w:cs="Times New Roman"/>
+          <w:i w:val="0"/>
+          <w:iCs w:val="0"/>
+          <w:noProof/>
+          <w:color w:val="auto"/>
+          <w:sz w:val="28"/>
+          <w:szCs w:val="28"/>
+        </w:rPr>
+        <w:t>7</w:t>
+      </w:r>
+      <w:r>
+        <w:rPr>
+          <w:rFonts w:cs="Times New Roman"/>
+          <w:i w:val="0"/>
+          <w:iCs w:val="0"/>
+          <w:color w:val="auto"/>
+          <w:sz w:val="28"/>
+          <w:szCs w:val="28"/>
+        </w:rPr>
+        <w:fldChar w:fldCharType="end"/>
+      </w:r>
+      <w:r>
+        <w:rPr>
+          <w:rFonts w:cs="Times New Roman"/>
+          <w:i w:val="0"/>
+          <w:iCs w:val="0"/>
+          <w:color w:val="auto"/>
+          <w:sz w:val="28"/>
+          <w:szCs w:val="28"/>
+        </w:rPr>
+        <w:t xml:space="preserve"> – До з</w:t>
+      </w:r>
+      <w:r>
+        <w:rPr>
+          <w:rStyle w:val="citation-423"/>
+          <w:rFonts w:cs="Times New Roman"/>
+          <w:i w:val="0"/>
+          <w:iCs w:val="0"/>
+          <w:color w:val="auto"/>
+          <w:sz w:val="28"/>
+          <w:szCs w:val="28"/>
+        </w:rPr>
+        <w:t>авдання 7</w:t>
+      </w:r>
+    </w:p>
+    <w:p>
+      <w:pPr>
+        <w:rPr>
+          <w:rFonts w:cs="Times New Roman"/>
+          <w:szCs w:val="28"/>
+        </w:rPr>
+      </w:pPr>
+    </w:p>
+    <w:p>
+      <w:pPr>
+        <w:pStyle w:val="1"/>
+      </w:pPr>
+      <w:r>
+        <w:t>Створити звіт, де відобразити всі виконані кроки завдання з</w:t>
+      </w:r>
+    </w:p>
+    <w:p>
+      <w:pPr>
+        <w:rPr>
+          <w:rFonts w:cs="Times New Roman"/>
+          <w:szCs w:val="28"/>
+        </w:rPr>
+      </w:pPr>
+      <w:r>
+        <w:rPr>
+          <w:rFonts w:cs="Times New Roman"/>
+          <w:szCs w:val="28"/>
+        </w:rPr>
+        <w:t>відповідними скріншотами. Надати інтерактивне посилання на створений</w:t>
+      </w:r>
+    </w:p>
+    <w:p>
+      <w:pPr>
+        <w:rPr>
+          <w:rFonts w:cs="Times New Roman"/>
+          <w:szCs w:val="28"/>
+        </w:rPr>
+      </w:pPr>
+      <w:r>
+        <w:rPr>
+          <w:rFonts w:cs="Times New Roman"/>
+          <w:szCs w:val="28"/>
+        </w:rPr>
+        <w:t>віддалений репозиторій.</w:t>
+      </w:r>
+    </w:p>
+    <w:p>
+      <w:pPr>
+        <w:pStyle w:val="1"/>
+      </w:pPr>
+      <w:r>
+        <w:t>Надати відповіді на контрольні запитання.</w:t>
+      </w:r>
+    </w:p>
+    <w:p>
+      <w:pPr>
+        <w:pStyle w:val="a7"/>
+        <w:ind w:left="708"/>
+        <w:rPr>
+          <w:rFonts w:cs="Times New Roman"/>
+          <w:szCs w:val="28"/>
+        </w:rPr>
+      </w:pPr>
+    </w:p>
+    <w:p>
+      <w:pPr>
         <w:ind w:firstLine="708"/>
         <w:jc w:val="center"/>
         <w:rPr>
+          <w:rFonts w:cs="Times New Roman"/>
           <w:b/>
           <w:bCs/>
-        </w:rPr>
-      </w:pPr>
-      <w:r>
-        <w:rPr>
+          <w:szCs w:val="28"/>
+        </w:rPr>
+      </w:pPr>
+      <w:r>
+        <w:rPr>
+          <w:rFonts w:cs="Times New Roman"/>
           <w:b/>
           <w:bCs/>
+          <w:szCs w:val="28"/>
         </w:rPr>
         <w:t>Відповіді на контрольні запитання</w:t>
       </w:r>
@@ -3092,17 +2544,34 @@
           <w:tab w:val="left" w:pos="993"/>
         </w:tabs>
         <w:spacing w:after="0" w:line="360" w:lineRule="auto"/>
+        <w:ind w:left="0" w:firstLine="709"/>
         <w:jc w:val="both"/>
-      </w:pPr>
-      <w:r>
+        <w:rPr>
+          <w:rFonts w:cs="Times New Roman"/>
+          <w:szCs w:val="28"/>
+        </w:rPr>
+      </w:pPr>
+      <w:r>
+        <w:rPr>
+          <w:rFonts w:cs="Times New Roman"/>
+          <w:szCs w:val="28"/>
+        </w:rPr>
         <w:t xml:space="preserve">Що таке IDE </w:t>
       </w:r>
       <w:proofErr w:type="spellStart"/>
       <w:r>
+        <w:rPr>
+          <w:rFonts w:cs="Times New Roman"/>
+          <w:szCs w:val="28"/>
+        </w:rPr>
         <w:t>PyCharm</w:t>
       </w:r>
       <w:proofErr w:type="spellEnd"/>
       <w:r>
+        <w:rPr>
+          <w:rFonts w:cs="Times New Roman"/>
+          <w:szCs w:val="28"/>
+        </w:rPr>
         <w:t>?</w:t>
       </w:r>
     </w:p>
@@ -3112,8 +2581,77 @@
           <w:tab w:val="left" w:pos="993"/>
         </w:tabs>
         <w:spacing w:after="0" w:line="360" w:lineRule="auto"/>
+        <w:ind w:firstLine="709"/>
         <w:jc w:val="both"/>
-      </w:pPr>
+        <w:rPr>
+          <w:rFonts w:cs="Times New Roman"/>
+          <w:szCs w:val="28"/>
+        </w:rPr>
+      </w:pPr>
+      <w:proofErr w:type="spellStart"/>
+      <w:r>
+        <w:rPr>
+          <w:rFonts w:cs="Times New Roman"/>
+          <w:szCs w:val="28"/>
+        </w:rPr>
+        <w:t>PyCharm</w:t>
+      </w:r>
+      <w:proofErr w:type="spellEnd"/>
+      <w:r>
+        <w:rPr>
+          <w:rFonts w:cs="Times New Roman"/>
+          <w:szCs w:val="28"/>
+        </w:rPr>
+        <w:t xml:space="preserve"> – це спеціалізоване інтегроване середовище розробки (IDE) для мови програмування </w:t>
+      </w:r>
+      <w:proofErr w:type="spellStart"/>
+      <w:r>
+        <w:rPr>
+          <w:rFonts w:cs="Times New Roman"/>
+          <w:szCs w:val="28"/>
+        </w:rPr>
+        <w:t>Python</w:t>
+      </w:r>
+      <w:proofErr w:type="spellEnd"/>
+      <w:r>
+        <w:rPr>
+          <w:rFonts w:cs="Times New Roman"/>
+          <w:szCs w:val="28"/>
+        </w:rPr>
+        <w:t xml:space="preserve">, створене компанією </w:t>
+      </w:r>
+      <w:proofErr w:type="spellStart"/>
+      <w:r>
+        <w:rPr>
+          <w:rFonts w:cs="Times New Roman"/>
+          <w:szCs w:val="28"/>
+        </w:rPr>
+        <w:t>JetBrains</w:t>
+      </w:r>
+      <w:proofErr w:type="spellEnd"/>
+      <w:r>
+        <w:rPr>
+          <w:rFonts w:cs="Times New Roman"/>
+          <w:szCs w:val="28"/>
+        </w:rPr>
+        <w:t xml:space="preserve">. На відміну від простих текстових редакторів, </w:t>
+      </w:r>
+      <w:proofErr w:type="spellStart"/>
+      <w:r>
+        <w:rPr>
+          <w:rFonts w:cs="Times New Roman"/>
+          <w:szCs w:val="28"/>
+        </w:rPr>
+        <w:t>PyCharm</w:t>
+      </w:r>
+      <w:proofErr w:type="spellEnd"/>
+      <w:r>
+        <w:rPr>
+          <w:rFonts w:cs="Times New Roman"/>
+          <w:szCs w:val="28"/>
+        </w:rPr>
+        <w:t xml:space="preserve"> надає повний набір інструментів для професійної розробки в одному вікні</w:t>
+      </w:r>
     </w:p>
     <w:p>
       <w:pPr>
@@ -3126,16 +2664,19 @@
           <w:tab w:val="left" w:pos="993"/>
         </w:tabs>
         <w:spacing w:after="0" w:line="360" w:lineRule="auto"/>
+        <w:ind w:left="0" w:firstLine="709"/>
         <w:jc w:val="both"/>
-      </w:pPr>
-      <w:r>
-        <w:t>Що таке система контролю версій (СКВ) і для чого вона призначена? У</w:t>
-      </w:r>
-      <w:r>
-        <w:t xml:space="preserve"> </w:t>
-      </w:r>
-      <w:r>
-        <w:t>чому полягає принципова відмінність СКВ SVN і GIT?</w:t>
+        <w:rPr>
+          <w:rFonts w:cs="Times New Roman"/>
+          <w:szCs w:val="28"/>
+        </w:rPr>
+      </w:pPr>
+      <w:r>
+        <w:rPr>
+          <w:rFonts w:cs="Times New Roman"/>
+          <w:szCs w:val="28"/>
+        </w:rPr>
+        <w:t>Що таке система контролю версій (СКВ) і для чого вона призначена? У чому полягає принципова відмінність СКВ SVN і GIT?</w:t>
       </w:r>
     </w:p>
     <w:p>
@@ -3144,8 +2685,68 @@
           <w:tab w:val="left" w:pos="993"/>
         </w:tabs>
         <w:spacing w:after="0" w:line="360" w:lineRule="auto"/>
+        <w:ind w:firstLine="709"/>
         <w:jc w:val="both"/>
-      </w:pPr>
+        <w:rPr>
+          <w:rFonts w:cs="Times New Roman"/>
+          <w:szCs w:val="28"/>
+        </w:rPr>
+      </w:pPr>
+      <w:r>
+        <w:rPr>
+          <w:rFonts w:cs="Times New Roman"/>
+          <w:szCs w:val="28"/>
+        </w:rPr>
+        <w:t xml:space="preserve">Система контролю версій (VCS) – це програмне забезпечення, яке фіксує зміни у файлах </w:t>
+      </w:r>
+      <w:proofErr w:type="spellStart"/>
+      <w:r>
+        <w:rPr>
+          <w:rFonts w:cs="Times New Roman"/>
+          <w:szCs w:val="28"/>
+        </w:rPr>
+        <w:t>проєкту</w:t>
+      </w:r>
+      <w:proofErr w:type="spellEnd"/>
+      <w:r>
+        <w:rPr>
+          <w:rFonts w:cs="Times New Roman"/>
+          <w:szCs w:val="28"/>
+        </w:rPr>
+        <w:t xml:space="preserve"> протягом часу. Це дозволяє повернутися до будь-якого попереднього стану коду, відстежити, хто і які зміни </w:t>
+      </w:r>
+      <w:proofErr w:type="spellStart"/>
+      <w:r>
+        <w:rPr>
+          <w:rFonts w:cs="Times New Roman"/>
+          <w:szCs w:val="28"/>
+        </w:rPr>
+        <w:t>вніс</w:t>
+      </w:r>
+      <w:proofErr w:type="spellEnd"/>
+      <w:r>
+        <w:rPr>
+          <w:rFonts w:cs="Times New Roman"/>
+          <w:szCs w:val="28"/>
+        </w:rPr>
+        <w:t xml:space="preserve">, а також працювати над одним </w:t>
+      </w:r>
+      <w:proofErr w:type="spellStart"/>
+      <w:r>
+        <w:rPr>
+          <w:rFonts w:cs="Times New Roman"/>
+          <w:szCs w:val="28"/>
+        </w:rPr>
+        <w:t>проєктом</w:t>
+      </w:r>
+      <w:proofErr w:type="spellEnd"/>
+      <w:r>
+        <w:rPr>
+          <w:rFonts w:cs="Times New Roman"/>
+          <w:szCs w:val="28"/>
+        </w:rPr>
+        <w:t xml:space="preserve"> цілій команді без ризику видалити роботу колег.</w:t>
+      </w:r>
     </w:p>
     <w:p>
       <w:pPr>
@@ -3158,25 +2759,50 @@
           <w:tab w:val="left" w:pos="993"/>
         </w:tabs>
         <w:spacing w:after="0" w:line="360" w:lineRule="auto"/>
+        <w:ind w:left="0" w:firstLine="709"/>
         <w:jc w:val="both"/>
-      </w:pPr>
-      <w:r>
+        <w:rPr>
+          <w:rFonts w:cs="Times New Roman"/>
+          <w:szCs w:val="28"/>
+        </w:rPr>
+      </w:pPr>
+      <w:r>
+        <w:rPr>
+          <w:rFonts w:cs="Times New Roman"/>
+          <w:szCs w:val="28"/>
+        </w:rPr>
         <w:t xml:space="preserve">Що відбувається унаслідок виконання команди </w:t>
       </w:r>
       <w:proofErr w:type="spellStart"/>
       <w:r>
+        <w:rPr>
+          <w:rFonts w:cs="Times New Roman"/>
+          <w:szCs w:val="28"/>
+        </w:rPr>
         <w:t>git</w:t>
       </w:r>
       <w:proofErr w:type="spellEnd"/>
       <w:r>
+        <w:rPr>
+          <w:rFonts w:cs="Times New Roman"/>
+          <w:szCs w:val="28"/>
+        </w:rPr>
         <w:t xml:space="preserve"> </w:t>
       </w:r>
       <w:proofErr w:type="spellStart"/>
       <w:r>
+        <w:rPr>
+          <w:rFonts w:cs="Times New Roman"/>
+          <w:szCs w:val="28"/>
+        </w:rPr>
         <w:t>add</w:t>
       </w:r>
       <w:proofErr w:type="spellEnd"/>
       <w:r>
+        <w:rPr>
+          <w:rFonts w:cs="Times New Roman"/>
+          <w:szCs w:val="28"/>
+        </w:rPr>
         <w:t xml:space="preserve"> .?</w:t>
       </w:r>
     </w:p>
@@ -3186,8 +2812,27 @@
           <w:tab w:val="left" w:pos="993"/>
         </w:tabs>
         <w:spacing w:after="0" w:line="360" w:lineRule="auto"/>
+        <w:ind w:firstLine="709"/>
         <w:jc w:val="both"/>
-      </w:pPr>
+        <w:rPr>
+          <w:rFonts w:cs="Times New Roman"/>
+          <w:szCs w:val="28"/>
+        </w:rPr>
+      </w:pPr>
+      <w:r>
+        <w:rPr>
+          <w:rFonts w:cs="Times New Roman"/>
+          <w:szCs w:val="28"/>
+        </w:rPr>
+        <w:t>Д</w:t>
+      </w:r>
+      <w:r>
+        <w:rPr>
+          <w:rFonts w:cs="Times New Roman"/>
+          <w:szCs w:val="28"/>
+        </w:rPr>
+        <w:t>одавання всіх файлів у індекс</w:t>
+      </w:r>
     </w:p>
     <w:p>
       <w:pPr>
@@ -3200,25 +2845,50 @@
           <w:tab w:val="left" w:pos="993"/>
         </w:tabs>
         <w:spacing w:after="0" w:line="360" w:lineRule="auto"/>
+        <w:ind w:left="0" w:firstLine="709"/>
         <w:jc w:val="both"/>
-      </w:pPr>
-      <w:r>
+        <w:rPr>
+          <w:rFonts w:cs="Times New Roman"/>
+          <w:szCs w:val="28"/>
+        </w:rPr>
+      </w:pPr>
+      <w:r>
+        <w:rPr>
+          <w:rFonts w:cs="Times New Roman"/>
+          <w:szCs w:val="28"/>
+        </w:rPr>
         <w:t xml:space="preserve">Що відбувається унаслідок виконання команди </w:t>
       </w:r>
       <w:proofErr w:type="spellStart"/>
       <w:r>
+        <w:rPr>
+          <w:rFonts w:cs="Times New Roman"/>
+          <w:szCs w:val="28"/>
+        </w:rPr>
         <w:t>git</w:t>
       </w:r>
       <w:proofErr w:type="spellEnd"/>
       <w:r>
+        <w:rPr>
+          <w:rFonts w:cs="Times New Roman"/>
+          <w:szCs w:val="28"/>
+        </w:rPr>
         <w:t xml:space="preserve"> </w:t>
       </w:r>
       <w:proofErr w:type="spellStart"/>
       <w:r>
+        <w:rPr>
+          <w:rFonts w:cs="Times New Roman"/>
+          <w:szCs w:val="28"/>
+        </w:rPr>
         <w:t>commit</w:t>
       </w:r>
       <w:proofErr w:type="spellEnd"/>
       <w:r>
+        <w:rPr>
+          <w:rFonts w:cs="Times New Roman"/>
+          <w:szCs w:val="28"/>
+        </w:rPr>
         <w:t>?</w:t>
       </w:r>
     </w:p>
@@ -3228,8 +2898,27 @@
           <w:tab w:val="left" w:pos="993"/>
         </w:tabs>
         <w:spacing w:after="0" w:line="360" w:lineRule="auto"/>
+        <w:ind w:firstLine="709"/>
         <w:jc w:val="both"/>
-      </w:pPr>
+        <w:rPr>
+          <w:rFonts w:cs="Times New Roman"/>
+          <w:szCs w:val="28"/>
+        </w:rPr>
+      </w:pPr>
+      <w:r>
+        <w:rPr>
+          <w:rFonts w:cs="Times New Roman"/>
+          <w:szCs w:val="28"/>
+        </w:rPr>
+        <w:t>В</w:t>
+      </w:r>
+      <w:r>
+        <w:rPr>
+          <w:rFonts w:cs="Times New Roman"/>
+          <w:szCs w:val="28"/>
+        </w:rPr>
+        <w:t>ідкриття редактора за замовчанням.</w:t>
+      </w:r>
     </w:p>
     <w:p>
       <w:pPr>
@@ -3242,47 +2931,80 @@
           <w:tab w:val="left" w:pos="993"/>
         </w:tabs>
         <w:spacing w:after="0" w:line="360" w:lineRule="auto"/>
+        <w:ind w:left="0" w:firstLine="709"/>
         <w:jc w:val="both"/>
-      </w:pPr>
-      <w:r>
+        <w:rPr>
+          <w:rFonts w:cs="Times New Roman"/>
+          <w:szCs w:val="28"/>
+        </w:rPr>
+      </w:pPr>
+      <w:r>
+        <w:rPr>
+          <w:rFonts w:cs="Times New Roman"/>
+          <w:szCs w:val="28"/>
+        </w:rPr>
         <w:t xml:space="preserve">Якою </w:t>
       </w:r>
       <w:proofErr w:type="spellStart"/>
       <w:r>
+        <w:rPr>
+          <w:rFonts w:cs="Times New Roman"/>
+          <w:szCs w:val="28"/>
+        </w:rPr>
         <w:t>Git</w:t>
       </w:r>
       <w:proofErr w:type="spellEnd"/>
       <w:r>
+        <w:rPr>
+          <w:rFonts w:cs="Times New Roman"/>
+          <w:szCs w:val="28"/>
+        </w:rPr>
         <w:t xml:space="preserve">-командою виконується розміщення локальної копії </w:t>
       </w:r>
       <w:proofErr w:type="spellStart"/>
       <w:r>
+        <w:rPr>
+          <w:rFonts w:cs="Times New Roman"/>
+          <w:szCs w:val="28"/>
+        </w:rPr>
         <w:t>Git</w:t>
       </w:r>
       <w:proofErr w:type="spellEnd"/>
       <w:r>
-        <w:t>-</w:t>
-      </w:r>
-      <w:r>
-        <w:t xml:space="preserve"> </w:t>
-      </w:r>
-      <w:r>
-        <w:t xml:space="preserve">репозиторію </w:t>
+        <w:rPr>
+          <w:rFonts w:cs="Times New Roman"/>
+          <w:szCs w:val="28"/>
+        </w:rPr>
+        <w:t xml:space="preserve">- репозиторію </w:t>
+      </w:r>
+      <w:r>
+        <w:rPr>
+          <w:rFonts w:cs="Times New Roman"/>
+          <w:szCs w:val="28"/>
+        </w:rPr>
+        <w:t>проекту</w:t>
+      </w:r>
+      <w:r>
+        <w:rPr>
+          <w:rFonts w:cs="Times New Roman"/>
+          <w:szCs w:val="28"/>
+        </w:rPr>
+        <w:t xml:space="preserve"> на віддаленому, що знаходиться на </w:t>
       </w:r>
       <w:proofErr w:type="spellStart"/>
       <w:r>
-        <w:t>проєкта</w:t>
+        <w:rPr>
+          <w:rFonts w:cs="Times New Roman"/>
+          <w:szCs w:val="28"/>
+        </w:rPr>
+        <w:t>GitHub</w:t>
       </w:r>
       <w:proofErr w:type="spellEnd"/>
       <w:r>
-        <w:t xml:space="preserve"> на віддаленому, що знаходиться на </w:t>
-      </w:r>
-      <w:proofErr w:type="spellStart"/>
-      <w:r>
-        <w:t>GitHub</w:t>
-      </w:r>
-      <w:proofErr w:type="spellEnd"/>
-      <w:r>
+        <w:rPr>
+          <w:rFonts w:cs="Times New Roman"/>
+          <w:szCs w:val="28"/>
+        </w:rPr>
         <w:t>?</w:t>
       </w:r>
     </w:p>
@@ -3292,8 +3014,195 @@
           <w:tab w:val="left" w:pos="993"/>
         </w:tabs>
         <w:spacing w:after="0" w:line="360" w:lineRule="auto"/>
+        <w:ind w:firstLine="709"/>
         <w:jc w:val="both"/>
-      </w:pPr>
+        <w:rPr>
+          <w:rFonts w:cs="Times New Roman"/>
+          <w:szCs w:val="28"/>
+        </w:rPr>
+      </w:pPr>
+      <w:r>
+        <w:rPr>
+          <w:rFonts w:cs="Times New Roman"/>
+          <w:szCs w:val="28"/>
+        </w:rPr>
+        <w:t xml:space="preserve">Для того, щоб відправити </w:t>
+      </w:r>
+      <w:r>
+        <w:rPr>
+          <w:rFonts w:cs="Times New Roman"/>
+          <w:szCs w:val="28"/>
+        </w:rPr>
+        <w:t>л</w:t>
+      </w:r>
+      <w:r>
+        <w:rPr>
+          <w:rFonts w:cs="Times New Roman"/>
+          <w:szCs w:val="28"/>
+        </w:rPr>
+        <w:t xml:space="preserve">окальні </w:t>
+      </w:r>
+      <w:proofErr w:type="spellStart"/>
+      <w:r>
+        <w:rPr>
+          <w:rFonts w:cs="Times New Roman"/>
+          <w:szCs w:val="28"/>
+        </w:rPr>
+        <w:t>комміти</w:t>
+      </w:r>
+      <w:proofErr w:type="spellEnd"/>
+      <w:r>
+        <w:rPr>
+          <w:rFonts w:cs="Times New Roman"/>
+          <w:szCs w:val="28"/>
+        </w:rPr>
+        <w:t xml:space="preserve"> на віддалений сервер, використовується команда:</w:t>
+      </w:r>
+      <w:r>
+        <w:rPr>
+          <w:rFonts w:cs="Times New Roman"/>
+          <w:szCs w:val="28"/>
+        </w:rPr>
+        <w:t xml:space="preserve"> </w:t>
+      </w:r>
+      <w:proofErr w:type="spellStart"/>
+      <w:r>
+        <w:rPr>
+          <w:rFonts w:cs="Times New Roman"/>
+          <w:szCs w:val="28"/>
+        </w:rPr>
+        <w:t>git</w:t>
+      </w:r>
+      <w:proofErr w:type="spellEnd"/>
+      <w:r>
+        <w:rPr>
+          <w:rFonts w:cs="Times New Roman"/>
+          <w:szCs w:val="28"/>
+        </w:rPr>
+        <w:t xml:space="preserve"> </w:t>
+      </w:r>
+      <w:proofErr w:type="spellStart"/>
+      <w:r>
+        <w:rPr>
+          <w:rFonts w:cs="Times New Roman"/>
+          <w:szCs w:val="28"/>
+        </w:rPr>
+        <w:t>push</w:t>
+      </w:r>
+      <w:proofErr w:type="spellEnd"/>
+      <w:r>
+        <w:rPr>
+          <w:rFonts w:cs="Times New Roman"/>
+          <w:szCs w:val="28"/>
+        </w:rPr>
+        <w:t>.</w:t>
+      </w:r>
+    </w:p>
+    <w:p>
+      <w:pPr>
+        <w:tabs>
+          <w:tab w:val="left" w:pos="993"/>
+        </w:tabs>
+        <w:spacing w:after="0" w:line="360" w:lineRule="auto"/>
+        <w:ind w:firstLine="709"/>
+        <w:jc w:val="both"/>
+        <w:rPr>
+          <w:rFonts w:cs="Times New Roman"/>
+          <w:szCs w:val="28"/>
+        </w:rPr>
+      </w:pPr>
+      <w:r>
+        <w:rPr>
+          <w:rFonts w:cs="Times New Roman"/>
+          <w:szCs w:val="28"/>
+        </w:rPr>
+        <w:t>Якщо робит</w:t>
+      </w:r>
+      <w:r>
+        <w:rPr>
+          <w:rFonts w:cs="Times New Roman"/>
+          <w:szCs w:val="28"/>
+        </w:rPr>
+        <w:t>и</w:t>
+      </w:r>
+      <w:r>
+        <w:rPr>
+          <w:rFonts w:cs="Times New Roman"/>
+          <w:szCs w:val="28"/>
+        </w:rPr>
+        <w:t xml:space="preserve"> це вперше для поточної гілки, команда зазвичай виглядає так:</w:t>
+      </w:r>
+      <w:r>
+        <w:rPr>
+          <w:rFonts w:cs="Times New Roman"/>
+          <w:szCs w:val="28"/>
+        </w:rPr>
+        <w:t xml:space="preserve"> </w:t>
+      </w:r>
+      <w:proofErr w:type="spellStart"/>
+      <w:r>
+        <w:rPr>
+          <w:rFonts w:cs="Times New Roman"/>
+          <w:szCs w:val="28"/>
+        </w:rPr>
+        <w:t>git</w:t>
+      </w:r>
+      <w:proofErr w:type="spellEnd"/>
+      <w:r>
+        <w:rPr>
+          <w:rFonts w:cs="Times New Roman"/>
+          <w:szCs w:val="28"/>
+        </w:rPr>
+        <w:t xml:space="preserve"> </w:t>
+      </w:r>
+      <w:proofErr w:type="spellStart"/>
+      <w:r>
+        <w:rPr>
+          <w:rFonts w:cs="Times New Roman"/>
+          <w:szCs w:val="28"/>
+        </w:rPr>
+        <w:t>push</w:t>
+      </w:r>
+      <w:proofErr w:type="spellEnd"/>
+      <w:r>
+        <w:rPr>
+          <w:rFonts w:cs="Times New Roman"/>
+          <w:szCs w:val="28"/>
+        </w:rPr>
+        <w:t xml:space="preserve"> -u </w:t>
+      </w:r>
+      <w:proofErr w:type="spellStart"/>
+      <w:r>
+        <w:rPr>
+          <w:rFonts w:cs="Times New Roman"/>
+          <w:szCs w:val="28"/>
+        </w:rPr>
+        <w:t>origin</w:t>
+      </w:r>
+      <w:proofErr w:type="spellEnd"/>
+      <w:r>
+        <w:rPr>
+          <w:rFonts w:cs="Times New Roman"/>
+          <w:szCs w:val="28"/>
+        </w:rPr>
+        <w:t xml:space="preserve"> </w:t>
+      </w:r>
+      <w:proofErr w:type="spellStart"/>
+      <w:r>
+        <w:rPr>
+          <w:rFonts w:cs="Times New Roman"/>
+          <w:szCs w:val="28"/>
+        </w:rPr>
+        <w:t>main</w:t>
+      </w:r>
+      <w:proofErr w:type="spellEnd"/>
+      <w:r>
+        <w:rPr>
+          <w:rFonts w:cs="Times New Roman"/>
+          <w:szCs w:val="28"/>
+        </w:rPr>
+        <w:t>.</w:t>
+      </w:r>
     </w:p>
     <w:sectPr>
       <w:type w:val="continuous"/>
@@ -3855,6 +3764,92 @@
     </w:lvl>
   </w:abstractNum>
   <w:abstractNum w:abstractNumId="6" w15:restartNumberingAfterBreak="0">
+    <w:nsid w:val="121846BF"/>
+    <w:multiLevelType w:val="hybridMultilevel"/>
+    <w:tmpl w:val="8AB82C1A"/>
+    <w:lvl w:ilvl="0" w:tplc="0422000F">
+      <w:start w:val="1"/>
+      <w:numFmt w:val="decimal"/>
+      <w:lvlText w:val="%1."/>
+      <w:lvlJc w:val="left"/>
+      <w:pPr>
+        <w:ind w:left="1068" w:hanging="360"/>
+      </w:pPr>
+    </w:lvl>
+    <w:lvl w:ilvl="1" w:tplc="04220019" w:tentative="1">
+      <w:start w:val="1"/>
+      <w:numFmt w:val="lowerLetter"/>
+      <w:lvlText w:val="%2."/>
+      <w:lvlJc w:val="left"/>
+      <w:pPr>
+        <w:ind w:left="1788" w:hanging="360"/>
+      </w:pPr>
+    </w:lvl>
+    <w:lvl w:ilvl="2" w:tplc="0422001B" w:tentative="1">
+      <w:start w:val="1"/>
+      <w:numFmt w:val="lowerRoman"/>
+      <w:lvlText w:val="%3."/>
+      <w:lvlJc w:val="right"/>
+      <w:pPr>
+        <w:ind w:left="2508" w:hanging="180"/>
+      </w:pPr>
+    </w:lvl>
+    <w:lvl w:ilvl="3" w:tplc="0422000F" w:tentative="1">
+      <w:start w:val="1"/>
+      <w:numFmt w:val="decimal"/>
+      <w:lvlText w:val="%4."/>
+      <w:lvlJc w:val="left"/>
+      <w:pPr>
+        <w:ind w:left="3228" w:hanging="360"/>
+      </w:pPr>
+    </w:lvl>
+    <w:lvl w:ilvl="4" w:tplc="04220019" w:tentative="1">
+      <w:start w:val="1"/>
+      <w:numFmt w:val="lowerLetter"/>
+      <w:lvlText w:val="%5."/>
+      <w:lvlJc w:val="left"/>
+      <w:pPr>
+        <w:ind w:left="3948" w:hanging="360"/>
+      </w:pPr>
+    </w:lvl>
+    <w:lvl w:ilvl="5" w:tplc="0422001B" w:tentative="1">
+      <w:start w:val="1"/>
+      <w:numFmt w:val="lowerRoman"/>
+      <w:lvlText w:val="%6."/>
+      <w:lvlJc w:val="right"/>
+      <w:pPr>
+        <w:ind w:left="4668" w:hanging="180"/>
+      </w:pPr>
+    </w:lvl>
+    <w:lvl w:ilvl="6" w:tplc="0422000F" w:tentative="1">
+      <w:start w:val="1"/>
+      <w:numFmt w:val="decimal"/>
+      <w:lvlText w:val="%7."/>
+      <w:lvlJc w:val="left"/>
+      <w:pPr>
+        <w:ind w:left="5388" w:hanging="360"/>
+      </w:pPr>
+    </w:lvl>
+    <w:lvl w:ilvl="7" w:tplc="04220019" w:tentative="1">
+      <w:start w:val="1"/>
+      <w:numFmt w:val="lowerLetter"/>
+      <w:lvlText w:val="%8."/>
+      <w:lvlJc w:val="left"/>
+      <w:pPr>
+        <w:ind w:left="6108" w:hanging="360"/>
+      </w:pPr>
+    </w:lvl>
+    <w:lvl w:ilvl="8" w:tplc="0422001B" w:tentative="1">
+      <w:start w:val="1"/>
+      <w:numFmt w:val="lowerRoman"/>
+      <w:lvlText w:val="%9."/>
+      <w:lvlJc w:val="right"/>
+      <w:pPr>
+        <w:ind w:left="6828" w:hanging="180"/>
+      </w:pPr>
+    </w:lvl>
+  </w:abstractNum>
+  <w:abstractNum w:abstractNumId="7" w15:restartNumberingAfterBreak="0">
     <w:nsid w:val="13BD7CBB"/>
     <w:multiLevelType w:val="hybridMultilevel"/>
     <w:tmpl w:val="E8E65202"/>
@@ -3943,7 +3938,7 @@
       </w:pPr>
     </w:lvl>
   </w:abstractNum>
-  <w:abstractNum w:abstractNumId="7" w15:restartNumberingAfterBreak="0">
+  <w:abstractNum w:abstractNumId="8" w15:restartNumberingAfterBreak="0">
     <w:nsid w:val="1F9668F3"/>
     <w:multiLevelType w:val="hybridMultilevel"/>
     <w:tmpl w:val="1032B728"/>
@@ -4029,7 +4024,7 @@
       </w:pPr>
     </w:lvl>
   </w:abstractNum>
-  <w:abstractNum w:abstractNumId="8" w15:restartNumberingAfterBreak="0">
+  <w:abstractNum w:abstractNumId="9" w15:restartNumberingAfterBreak="0">
     <w:nsid w:val="2C8936D5"/>
     <w:multiLevelType w:val="hybridMultilevel"/>
     <w:tmpl w:val="4A70F89A"/>
@@ -4121,7 +4116,7 @@
       </w:pPr>
     </w:lvl>
   </w:abstractNum>
-  <w:abstractNum w:abstractNumId="9" w15:restartNumberingAfterBreak="0">
+  <w:abstractNum w:abstractNumId="10" w15:restartNumberingAfterBreak="0">
     <w:nsid w:val="391466B8"/>
     <w:multiLevelType w:val="hybridMultilevel"/>
     <w:tmpl w:val="8DD0CF90"/>
@@ -4233,7 +4228,7 @@
       </w:rPr>
     </w:lvl>
   </w:abstractNum>
-  <w:abstractNum w:abstractNumId="10" w15:restartNumberingAfterBreak="0">
+  <w:abstractNum w:abstractNumId="11" w15:restartNumberingAfterBreak="0">
     <w:nsid w:val="40C91D96"/>
     <w:multiLevelType w:val="hybridMultilevel"/>
     <w:tmpl w:val="91701B02"/>
@@ -4345,7 +4340,7 @@
       </w:rPr>
     </w:lvl>
   </w:abstractNum>
-  <w:abstractNum w:abstractNumId="11" w15:restartNumberingAfterBreak="0">
+  <w:abstractNum w:abstractNumId="12" w15:restartNumberingAfterBreak="0">
     <w:nsid w:val="498C438E"/>
     <w:multiLevelType w:val="hybridMultilevel"/>
     <w:tmpl w:val="50DED542"/>
@@ -4457,7 +4452,7 @@
       </w:rPr>
     </w:lvl>
   </w:abstractNum>
-  <w:abstractNum w:abstractNumId="12" w15:restartNumberingAfterBreak="0">
+  <w:abstractNum w:abstractNumId="13" w15:restartNumberingAfterBreak="0">
     <w:nsid w:val="58976796"/>
     <w:multiLevelType w:val="multilevel"/>
     <w:tmpl w:val="77CAF1E4"/>
@@ -4606,7 +4601,7 @@
       </w:rPr>
     </w:lvl>
   </w:abstractNum>
-  <w:abstractNum w:abstractNumId="13" w15:restartNumberingAfterBreak="0">
+  <w:abstractNum w:abstractNumId="14" w15:restartNumberingAfterBreak="0">
     <w:nsid w:val="5FB434E9"/>
     <w:multiLevelType w:val="hybridMultilevel"/>
     <w:tmpl w:val="AB58E856"/>
@@ -4719,7 +4714,7 @@
       </w:rPr>
     </w:lvl>
   </w:abstractNum>
-  <w:abstractNum w:abstractNumId="14" w15:restartNumberingAfterBreak="0">
+  <w:abstractNum w:abstractNumId="15" w15:restartNumberingAfterBreak="0">
     <w:nsid w:val="628C5749"/>
     <w:multiLevelType w:val="multilevel"/>
     <w:tmpl w:val="597ED018"/>
@@ -4836,7 +4831,7 @@
       </w:pPr>
     </w:lvl>
   </w:abstractNum>
-  <w:abstractNum w:abstractNumId="15" w15:restartNumberingAfterBreak="0">
+  <w:abstractNum w:abstractNumId="16" w15:restartNumberingAfterBreak="0">
     <w:nsid w:val="62910F71"/>
     <w:multiLevelType w:val="hybridMultilevel"/>
     <w:tmpl w:val="F1749C2A"/>
@@ -4927,7 +4922,7 @@
       </w:pPr>
     </w:lvl>
   </w:abstractNum>
-  <w:abstractNum w:abstractNumId="16" w15:restartNumberingAfterBreak="0">
+  <w:abstractNum w:abstractNumId="17" w15:restartNumberingAfterBreak="0">
     <w:nsid w:val="6A981B60"/>
     <w:multiLevelType w:val="hybridMultilevel"/>
     <w:tmpl w:val="5C0836F6"/>
@@ -5040,7 +5035,7 @@
       </w:rPr>
     </w:lvl>
   </w:abstractNum>
-  <w:abstractNum w:abstractNumId="17" w15:restartNumberingAfterBreak="0">
+  <w:abstractNum w:abstractNumId="18" w15:restartNumberingAfterBreak="0">
     <w:nsid w:val="73B35C3B"/>
     <w:multiLevelType w:val="hybridMultilevel"/>
     <w:tmpl w:val="D94CEA6E"/>
@@ -5126,7 +5121,7 @@
       </w:pPr>
     </w:lvl>
   </w:abstractNum>
-  <w:abstractNum w:abstractNumId="18" w15:restartNumberingAfterBreak="0">
+  <w:abstractNum w:abstractNumId="19" w15:restartNumberingAfterBreak="0">
     <w:nsid w:val="79FB6D54"/>
     <w:multiLevelType w:val="hybridMultilevel"/>
     <w:tmpl w:val="214E3630"/>
@@ -5213,46 +5208,46 @@
     </w:lvl>
   </w:abstractNum>
   <w:num w:numId="1">
-    <w:abstractNumId w:val="12"/>
+    <w:abstractNumId w:val="13"/>
   </w:num>
   <w:num w:numId="2">
     <w:abstractNumId w:val="1"/>
   </w:num>
   <w:num w:numId="3">
-    <w:abstractNumId w:val="6"/>
+    <w:abstractNumId w:val="7"/>
   </w:num>
   <w:num w:numId="4">
-    <w:abstractNumId w:val="13"/>
+    <w:abstractNumId w:val="14"/>
   </w:num>
   <w:num w:numId="5">
-    <w:abstractNumId w:val="10"/>
+    <w:abstractNumId w:val="11"/>
   </w:num>
   <w:num w:numId="6">
     <w:abstractNumId w:val="5"/>
   </w:num>
   <w:num w:numId="7">
-    <w:abstractNumId w:val="11"/>
+    <w:abstractNumId w:val="12"/>
   </w:num>
   <w:num w:numId="8">
-    <w:abstractNumId w:val="7"/>
+    <w:abstractNumId w:val="8"/>
   </w:num>
   <w:num w:numId="9">
-    <w:abstractNumId w:val="8"/>
+    <w:abstractNumId w:val="9"/>
   </w:num>
   <w:num w:numId="10">
-    <w:abstractNumId w:val="9"/>
+    <w:abstractNumId w:val="10"/>
   </w:num>
   <w:num w:numId="11">
-    <w:abstractNumId w:val="14"/>
+    <w:abstractNumId w:val="15"/>
   </w:num>
   <w:num w:numId="12">
-    <w:abstractNumId w:val="8"/>
+    <w:abstractNumId w:val="9"/>
     <w:lvlOverride w:ilvl="0">
       <w:startOverride w:val="1"/>
     </w:lvlOverride>
   </w:num>
   <w:num w:numId="13">
-    <w:abstractNumId w:val="8"/>
+    <w:abstractNumId w:val="9"/>
     <w:lvlOverride w:ilvl="0">
       <w:startOverride w:val="1"/>
     </w:lvlOverride>
@@ -5261,16 +5256,16 @@
     <w:abstractNumId w:val="0"/>
   </w:num>
   <w:num w:numId="15">
-    <w:abstractNumId w:val="15"/>
+    <w:abstractNumId w:val="16"/>
   </w:num>
   <w:num w:numId="16">
-    <w:abstractNumId w:val="15"/>
+    <w:abstractNumId w:val="16"/>
     <w:lvlOverride w:ilvl="0">
       <w:startOverride w:val="1"/>
     </w:lvlOverride>
   </w:num>
   <w:num w:numId="17">
-    <w:abstractNumId w:val="16"/>
+    <w:abstractNumId w:val="17"/>
   </w:num>
   <w:num w:numId="18">
     <w:abstractNumId w:val="2"/>
@@ -5279,13 +5274,16 @@
     <w:abstractNumId w:val="3"/>
   </w:num>
   <w:num w:numId="20">
-    <w:abstractNumId w:val="17"/>
+    <w:abstractNumId w:val="18"/>
   </w:num>
   <w:num w:numId="21">
     <w:abstractNumId w:val="4"/>
   </w:num>
   <w:num w:numId="22">
-    <w:abstractNumId w:val="18"/>
+    <w:abstractNumId w:val="19"/>
+  </w:num>
+  <w:num w:numId="23">
+    <w:abstractNumId w:val="6"/>
   </w:num>
 </w:numbering>
 </file>
@@ -5688,7 +5686,7 @@
   <w:style w:type="paragraph" w:default="1" w:styleId="a">
     <w:name w:val="Normal"/>
     <w:qFormat/>
-    <w:rsid w:val="00C042D9"/>
+    <w:rsid w:val="00751359"/>
     <w:rPr>
       <w:rFonts w:ascii="Times New Roman" w:hAnsi="Times New Roman" w:cstheme="minorHAnsi"/>
       <w:sz w:val="28"/>

--- a/Lab/Lab1/Zvit.docx
+++ b/Lab/Lab1/Zvit.docx
@@ -470,10 +470,9 @@
             <w:r>
               <w:rPr>
                 <w:rFonts w:cs="Times New Roman"/>
-                <w:noProof/>
-                <w:szCs w:val="28"/>
-              </w:rPr>
-              <w:t>ла</w:t>
+                <w:szCs w:val="28"/>
+              </w:rPr>
+              <w:t>в</w:t>
             </w:r>
             <w:r>
               <w:rPr>
@@ -503,7 +502,15 @@
                 <w:noProof/>
                 <w:szCs w:val="28"/>
               </w:rPr>
-              <w:t>доцент кафедри АІС</w:t>
+              <w:t xml:space="preserve">доцент кафедри </w:t>
+            </w:r>
+            <w:r>
+              <w:rPr>
+                <w:rFonts w:cs="Times New Roman"/>
+                <w:noProof/>
+                <w:szCs w:val="28"/>
+              </w:rPr>
+              <w:t>КІЕ</w:t>
             </w:r>
           </w:p>
           <w:p>
@@ -520,36 +527,7 @@
               </w:rPr>
             </w:pPr>
             <w:r>
-              <w:rPr>
-                <w:rFonts w:cs="Times New Roman"/>
-                <w:noProof/>
-                <w:szCs w:val="28"/>
-              </w:rPr>
-              <w:t>Рилова</w:t>
-            </w:r>
-            <w:r>
-              <w:rPr>
-                <w:rFonts w:cs="Times New Roman"/>
-                <w:noProof/>
-                <w:szCs w:val="28"/>
-              </w:rPr>
-              <w:t xml:space="preserve"> Н.</w:t>
-            </w:r>
-            <w:r>
-              <w:rPr>
-                <w:rFonts w:cs="Times New Roman"/>
-                <w:noProof/>
-                <w:szCs w:val="28"/>
-              </w:rPr>
-              <w:t>В</w:t>
-            </w:r>
-            <w:r>
-              <w:rPr>
-                <w:rFonts w:cs="Times New Roman"/>
-                <w:noProof/>
-                <w:szCs w:val="28"/>
-              </w:rPr>
-              <w:t>.</w:t>
+              <w:t>Сидоренко В. М</w:t>
             </w:r>
           </w:p>
         </w:tc>
@@ -2227,19 +2205,7 @@
           <w:sz w:val="28"/>
           <w:szCs w:val="28"/>
         </w:rPr>
-        <w:t xml:space="preserve">авдання </w:t>
-      </w:r>
-      <w:r>
-        <w:rPr>
-          <w:rStyle w:val="citation-423"/>
-          <w:rFonts w:cs="Times New Roman"/>
-          <w:i w:val="0"/>
-          <w:iCs w:val="0"/>
-          <w:color w:val="auto"/>
-          <w:sz w:val="28"/>
-          <w:szCs w:val="28"/>
-        </w:rPr>
-        <w:t>6</w:t>
+        <w:t>авдання 6</w:t>
       </w:r>
     </w:p>
     <w:p>
@@ -2824,14 +2790,7 @@
           <w:rFonts w:cs="Times New Roman"/>
           <w:szCs w:val="28"/>
         </w:rPr>
-        <w:t>Д</w:t>
-      </w:r>
-      <w:r>
-        <w:rPr>
-          <w:rFonts w:cs="Times New Roman"/>
-          <w:szCs w:val="28"/>
-        </w:rPr>
-        <w:t>одавання всіх файлів у індекс</w:t>
+        <w:t>Додавання всіх файлів у індекс</w:t>
       </w:r>
     </w:p>
     <w:p>
@@ -2910,14 +2869,7 @@
           <w:rFonts w:cs="Times New Roman"/>
           <w:szCs w:val="28"/>
         </w:rPr>
-        <w:t>В</w:t>
-      </w:r>
-      <w:r>
-        <w:rPr>
-          <w:rFonts w:cs="Times New Roman"/>
-          <w:szCs w:val="28"/>
-        </w:rPr>
-        <w:t>ідкриття редактора за замовчанням.</w:t>
+        <w:t>Відкриття редактора за замовчанням.</w:t>
       </w:r>
     </w:p>
     <w:p>
@@ -3026,21 +2978,7 @@
           <w:rFonts w:cs="Times New Roman"/>
           <w:szCs w:val="28"/>
         </w:rPr>
-        <w:t xml:space="preserve">Для того, щоб відправити </w:t>
-      </w:r>
-      <w:r>
-        <w:rPr>
-          <w:rFonts w:cs="Times New Roman"/>
-          <w:szCs w:val="28"/>
-        </w:rPr>
-        <w:t>л</w:t>
-      </w:r>
-      <w:r>
-        <w:rPr>
-          <w:rFonts w:cs="Times New Roman"/>
-          <w:szCs w:val="28"/>
-        </w:rPr>
-        <w:t xml:space="preserve">окальні </w:t>
+        <w:t xml:space="preserve">Для того, щоб відправити локальні </w:t>
       </w:r>
       <w:proofErr w:type="spellStart"/>
       <w:r>
@@ -3056,14 +2994,7 @@
           <w:rFonts w:cs="Times New Roman"/>
           <w:szCs w:val="28"/>
         </w:rPr>
-        <w:t xml:space="preserve"> на віддалений сервер, використовується команда:</w:t>
-      </w:r>
-      <w:r>
-        <w:rPr>
-          <w:rFonts w:cs="Times New Roman"/>
-          <w:szCs w:val="28"/>
-        </w:rPr>
-        <w:t xml:space="preserve"> </w:t>
+        <w:t xml:space="preserve"> на віддалений сервер, використовується команда: </w:t>
       </w:r>
       <w:proofErr w:type="spellStart"/>
       <w:r>
@@ -3116,28 +3047,7 @@
           <w:rFonts w:cs="Times New Roman"/>
           <w:szCs w:val="28"/>
         </w:rPr>
-        <w:t>Якщо робит</w:t>
-      </w:r>
-      <w:r>
-        <w:rPr>
-          <w:rFonts w:cs="Times New Roman"/>
-          <w:szCs w:val="28"/>
-        </w:rPr>
-        <w:t>и</w:t>
-      </w:r>
-      <w:r>
-        <w:rPr>
-          <w:rFonts w:cs="Times New Roman"/>
-          <w:szCs w:val="28"/>
-        </w:rPr>
-        <w:t xml:space="preserve"> це вперше для поточної гілки, команда зазвичай виглядає так:</w:t>
-      </w:r>
-      <w:r>
-        <w:rPr>
-          <w:rFonts w:cs="Times New Roman"/>
-          <w:szCs w:val="28"/>
-        </w:rPr>
-        <w:t xml:space="preserve"> </w:t>
+        <w:t xml:space="preserve">Якщо робити це вперше для поточної гілки, команда зазвичай виглядає так: </w:t>
       </w:r>
       <w:proofErr w:type="spellStart"/>
       <w:r>

--- a/Lab/Lab1/Zvit.docx
+++ b/Lab/Lab1/Zvit.docx
@@ -222,7 +222,7 @@
                 <w:noProof/>
                 <w:szCs w:val="28"/>
               </w:rPr>
-              <w:t>МЕТОДИ ТЕОРІЇ ЙМОВІРНОСТЕЙ І СТАТИСТИКИ В КОМП’ЮТЕРНИХ НАУКАХ</w:t>
+              <w:t>АЛГОРИТМИ І СТРУКТУРИ ДАНИХ</w:t>
             </w:r>
             <w:r>
               <w:rPr>
@@ -430,21 +430,12 @@
                 <w:szCs w:val="28"/>
               </w:rPr>
             </w:pPr>
-            <w:proofErr w:type="spellStart"/>
             <w:r>
               <w:rPr>
                 <w:rFonts w:cs="Times New Roman"/>
                 <w:szCs w:val="28"/>
               </w:rPr>
-              <w:t>Рафієв</w:t>
-            </w:r>
-            <w:proofErr w:type="spellEnd"/>
-            <w:r>
-              <w:rPr>
-                <w:rFonts w:cs="Times New Roman"/>
-                <w:szCs w:val="28"/>
-              </w:rPr>
-              <w:t xml:space="preserve"> Б. С.</w:t>
+              <w:t>Рафієв Б. С.</w:t>
             </w:r>
           </w:p>
           <w:p>
@@ -692,29 +683,7 @@
                 <w:szCs w:val="28"/>
                 <w:lang w:eastAsia="uk-UA"/>
               </w:rPr>
-              <w:t xml:space="preserve">Налагоджування та робота у </w:t>
-            </w:r>
-            <w:proofErr w:type="spellStart"/>
-            <w:r>
-              <w:rPr>
-                <w:rFonts w:eastAsia="Times New Roman" w:cs="Times New Roman"/>
-                <w:b/>
-                <w:bCs/>
-                <w:szCs w:val="28"/>
-                <w:lang w:eastAsia="uk-UA"/>
-              </w:rPr>
-              <w:t>Python+PyCharm+Git-GitHub</w:t>
-            </w:r>
-            <w:proofErr w:type="spellEnd"/>
-            <w:r>
-              <w:rPr>
-                <w:rFonts w:eastAsia="Times New Roman" w:cs="Times New Roman"/>
-                <w:b/>
-                <w:bCs/>
-                <w:szCs w:val="28"/>
-                <w:lang w:eastAsia="uk-UA"/>
-              </w:rPr>
-              <w:t xml:space="preserve"> середовищі</w:t>
+              <w:t>Налагоджування та робота у Python+PyCharm+Git-GitHub середовищі</w:t>
             </w:r>
           </w:p>
         </w:tc>
@@ -776,97 +745,7 @@
                 <w:szCs w:val="28"/>
                 <w:lang w:eastAsia="uk-UA"/>
               </w:rPr>
-              <w:t xml:space="preserve">швидкий старт для роботи із системою контролю версій (СКВ) </w:t>
-            </w:r>
-            <w:proofErr w:type="spellStart"/>
-            <w:r>
-              <w:rPr>
-                <w:rFonts w:eastAsia="Times New Roman" w:cs="Times New Roman"/>
-                <w:szCs w:val="28"/>
-                <w:lang w:eastAsia="uk-UA"/>
-              </w:rPr>
-              <w:t>Git</w:t>
-            </w:r>
-            <w:proofErr w:type="spellEnd"/>
-            <w:r>
-              <w:rPr>
-                <w:rFonts w:eastAsia="Times New Roman" w:cs="Times New Roman"/>
-                <w:szCs w:val="28"/>
-                <w:lang w:eastAsia="uk-UA"/>
-              </w:rPr>
-              <w:t xml:space="preserve">, віддаленим репозиторієм </w:t>
-            </w:r>
-            <w:proofErr w:type="spellStart"/>
-            <w:r>
-              <w:rPr>
-                <w:rFonts w:eastAsia="Times New Roman" w:cs="Times New Roman"/>
-                <w:szCs w:val="28"/>
-                <w:lang w:eastAsia="uk-UA"/>
-              </w:rPr>
-              <w:t>GitHub</w:t>
-            </w:r>
-            <w:proofErr w:type="spellEnd"/>
-            <w:r>
-              <w:rPr>
-                <w:rFonts w:eastAsia="Times New Roman" w:cs="Times New Roman"/>
-                <w:szCs w:val="28"/>
-                <w:lang w:eastAsia="uk-UA"/>
-              </w:rPr>
-              <w:t xml:space="preserve"> та для роботи з інтерпретатором </w:t>
-            </w:r>
-            <w:proofErr w:type="spellStart"/>
-            <w:r>
-              <w:rPr>
-                <w:rFonts w:eastAsia="Times New Roman" w:cs="Times New Roman"/>
-                <w:szCs w:val="28"/>
-                <w:lang w:eastAsia="uk-UA"/>
-              </w:rPr>
-              <w:t>Python</w:t>
-            </w:r>
-            <w:proofErr w:type="spellEnd"/>
-            <w:r>
-              <w:rPr>
-                <w:rFonts w:eastAsia="Times New Roman" w:cs="Times New Roman"/>
-                <w:szCs w:val="28"/>
-                <w:lang w:eastAsia="uk-UA"/>
-              </w:rPr>
-              <w:t xml:space="preserve"> у середовищі IDE </w:t>
-            </w:r>
-            <w:proofErr w:type="spellStart"/>
-            <w:r>
-              <w:rPr>
-                <w:rFonts w:eastAsia="Times New Roman" w:cs="Times New Roman"/>
-                <w:szCs w:val="28"/>
-                <w:lang w:eastAsia="uk-UA"/>
-              </w:rPr>
-              <w:t>PyCharm</w:t>
-            </w:r>
-            <w:proofErr w:type="spellEnd"/>
-            <w:r>
-              <w:rPr>
-                <w:rFonts w:eastAsia="Times New Roman" w:cs="Times New Roman"/>
-                <w:szCs w:val="28"/>
-                <w:lang w:eastAsia="uk-UA"/>
-              </w:rPr>
-              <w:t xml:space="preserve"> під контролем </w:t>
-            </w:r>
-            <w:proofErr w:type="spellStart"/>
-            <w:r>
-              <w:rPr>
-                <w:rFonts w:eastAsia="Times New Roman" w:cs="Times New Roman"/>
-                <w:szCs w:val="28"/>
-                <w:lang w:eastAsia="uk-UA"/>
-              </w:rPr>
-              <w:t>Git</w:t>
-            </w:r>
-            <w:proofErr w:type="spellEnd"/>
-            <w:r>
-              <w:rPr>
-                <w:rFonts w:eastAsia="Times New Roman" w:cs="Times New Roman"/>
-                <w:szCs w:val="28"/>
-                <w:lang w:eastAsia="uk-UA"/>
-              </w:rPr>
-              <w:t>.</w:t>
+              <w:t>швидкий старт для роботи із системою контролю версій (СКВ) Git, віддаленим репозиторієм GitHub та для роботи з інтерпретатором Python у середовищі IDE PyCharm під контролем Git.</w:t>
             </w:r>
           </w:p>
         </w:tc>
@@ -919,35 +798,7 @@
         <w:rPr>
           <w:rStyle w:val="citation-430"/>
         </w:rPr>
-        <w:t xml:space="preserve">Створити аккаунт на </w:t>
-      </w:r>
-      <w:proofErr w:type="spellStart"/>
-      <w:r>
-        <w:rPr>
-          <w:rStyle w:val="citation-430"/>
-        </w:rPr>
-        <w:t>GitHub</w:t>
-      </w:r>
-      <w:proofErr w:type="spellEnd"/>
-      <w:r>
-        <w:rPr>
-          <w:rStyle w:val="citation-430"/>
-        </w:rPr>
-        <w:t xml:space="preserve"> і налагодити доступ до нього (за SSH, або </w:t>
-      </w:r>
-      <w:proofErr w:type="spellStart"/>
-      <w:r>
-        <w:rPr>
-          <w:rStyle w:val="citation-430"/>
-        </w:rPr>
-        <w:t>https</w:t>
-      </w:r>
-      <w:proofErr w:type="spellEnd"/>
-      <w:r>
-        <w:rPr>
-          <w:rStyle w:val="citation-430"/>
-        </w:rPr>
-        <w:t xml:space="preserve"> протоколом).</w:t>
+        <w:t>Створити аккаунт на GitHub і налагодити доступ до нього (за SSH, або https протоколом).</w:t>
       </w:r>
     </w:p>
     <w:p>
@@ -1137,39 +988,7 @@
         <w:pStyle w:val="1"/>
       </w:pPr>
       <w:r>
-        <w:t xml:space="preserve">Створити на </w:t>
-      </w:r>
-      <w:proofErr w:type="spellStart"/>
-      <w:r>
-        <w:t>GitHub</w:t>
-      </w:r>
-      <w:proofErr w:type="spellEnd"/>
-      <w:r>
-        <w:t xml:space="preserve"> репозиторій </w:t>
-      </w:r>
-      <w:proofErr w:type="spellStart"/>
-      <w:r>
-        <w:t>matstat</w:t>
-      </w:r>
-      <w:proofErr w:type="spellEnd"/>
-      <w:r>
-        <w:t>_&lt;</w:t>
-      </w:r>
-      <w:proofErr w:type="spellStart"/>
-      <w:r>
-        <w:t>student</w:t>
-      </w:r>
-      <w:proofErr w:type="spellEnd"/>
-      <w:r>
-        <w:t xml:space="preserve"> </w:t>
-      </w:r>
-      <w:proofErr w:type="spellStart"/>
-      <w:r>
-        <w:t>secondname</w:t>
-      </w:r>
-      <w:proofErr w:type="spellEnd"/>
-      <w:r>
-        <w:t>&gt; з файлом README такого вмісту:</w:t>
+        <w:t>Створити на GitHub репозиторій matstat_&lt;student secondname&gt; з файлом README такого вмісту:</w:t>
       </w:r>
     </w:p>
     <w:p>
@@ -1184,23 +1003,7 @@
           <w:rFonts w:cs="Times New Roman"/>
           <w:szCs w:val="28"/>
         </w:rPr>
-        <w:t xml:space="preserve">«У цьому каталозі містяться лабораторні роботи з </w:t>
-      </w:r>
-      <w:proofErr w:type="spellStart"/>
-      <w:r>
-        <w:rPr>
-          <w:rFonts w:cs="Times New Roman"/>
-          <w:szCs w:val="28"/>
-        </w:rPr>
-        <w:t>навчадбної</w:t>
-      </w:r>
-      <w:proofErr w:type="spellEnd"/>
-      <w:r>
-        <w:rPr>
-          <w:rFonts w:cs="Times New Roman"/>
-          <w:szCs w:val="28"/>
-        </w:rPr>
-        <w:t xml:space="preserve"> дисципліни «Алгоритми і методи обчислень» студента групи &lt;шифр групи&gt; &lt;ПІП&gt;»</w:t>
+        <w:t>«У цьому каталозі містяться лабораторні роботи з навчадбної дисципліни «Алгоритми і методи обчислень» студента групи &lt;шифр групи&gt; &lt;ПІП&gt;»</w:t>
       </w:r>
     </w:p>
     <w:p>
@@ -1402,15 +1205,7 @@
         <w:pStyle w:val="1"/>
       </w:pPr>
       <w:r>
-        <w:t xml:space="preserve">Установити інтерпретатор </w:t>
-      </w:r>
-      <w:proofErr w:type="spellStart"/>
-      <w:r>
-        <w:t>python</w:t>
-      </w:r>
-      <w:proofErr w:type="spellEnd"/>
-      <w:r>
-        <w:t>.</w:t>
+        <w:t>Установити інтерпретатор python.</w:t>
       </w:r>
     </w:p>
     <w:p>
@@ -1612,23 +1407,7 @@
         <w:pStyle w:val="1"/>
       </w:pPr>
       <w:r>
-        <w:t xml:space="preserve">Установити IDE </w:t>
-      </w:r>
-      <w:proofErr w:type="spellStart"/>
-      <w:r>
-        <w:t>PyCharm</w:t>
-      </w:r>
-      <w:proofErr w:type="spellEnd"/>
-      <w:r>
-        <w:t xml:space="preserve">, створити </w:t>
-      </w:r>
-      <w:proofErr w:type="spellStart"/>
-      <w:r>
-        <w:t>проєкт</w:t>
-      </w:r>
-      <w:proofErr w:type="spellEnd"/>
-      <w:r>
-        <w:t xml:space="preserve"> і зв’язати його з віддаленим репозиторієм.</w:t>
+        <w:t>Установити IDE PyCharm, створити проєкт і зв’язати його з віддаленим репозиторієм.</w:t>
       </w:r>
     </w:p>
     <w:p>
@@ -2032,13 +1811,8 @@
       <w:pPr>
         <w:pStyle w:val="1"/>
       </w:pPr>
-      <w:proofErr w:type="spellStart"/>
-      <w:r>
-        <w:t>Закомітити</w:t>
-      </w:r>
-      <w:proofErr w:type="spellEnd"/>
-      <w:r>
-        <w:t xml:space="preserve"> файл у локальний репозиторій.</w:t>
+      <w:r>
+        <w:t>Закомітити файл у локальний репозиторій.</w:t>
       </w:r>
     </w:p>
     <w:p>
@@ -2221,23 +1995,7 @@
         <w:pStyle w:val="1"/>
       </w:pPr>
       <w:r>
-        <w:t xml:space="preserve">Відправити («запушити») поточну версію </w:t>
-      </w:r>
-      <w:proofErr w:type="spellStart"/>
-      <w:r>
-        <w:t>Git-проєкта</w:t>
-      </w:r>
-      <w:proofErr w:type="spellEnd"/>
-      <w:r>
-        <w:t xml:space="preserve"> у віддалений репозиторій на </w:t>
-      </w:r>
-      <w:proofErr w:type="spellStart"/>
-      <w:r>
-        <w:t>GitHub</w:t>
-      </w:r>
-      <w:proofErr w:type="spellEnd"/>
-      <w:r>
-        <w:t>.</w:t>
+        <w:t>Відправити («запушити») поточну версію Git-проєкта у віддалений репозиторій на GitHub.</w:t>
       </w:r>
     </w:p>
     <w:p>
@@ -2522,23 +2280,7 @@
           <w:rFonts w:cs="Times New Roman"/>
           <w:szCs w:val="28"/>
         </w:rPr>
-        <w:t xml:space="preserve">Що таке IDE </w:t>
-      </w:r>
-      <w:proofErr w:type="spellStart"/>
-      <w:r>
-        <w:rPr>
-          <w:rFonts w:cs="Times New Roman"/>
-          <w:szCs w:val="28"/>
-        </w:rPr>
-        <w:t>PyCharm</w:t>
-      </w:r>
-      <w:proofErr w:type="spellEnd"/>
-      <w:r>
-        <w:rPr>
-          <w:rFonts w:cs="Times New Roman"/>
-          <w:szCs w:val="28"/>
-        </w:rPr>
-        <w:t>?</w:t>
+        <w:t>Що таке IDE PyCharm?</w:t>
       </w:r>
     </w:p>
     <w:p>
@@ -2554,69 +2296,12 @@
           <w:szCs w:val="28"/>
         </w:rPr>
       </w:pPr>
-      <w:proofErr w:type="spellStart"/>
-      <w:r>
-        <w:rPr>
-          <w:rFonts w:cs="Times New Roman"/>
-          <w:szCs w:val="28"/>
-        </w:rPr>
-        <w:t>PyCharm</w:t>
-      </w:r>
-      <w:proofErr w:type="spellEnd"/>
-      <w:r>
-        <w:rPr>
-          <w:rFonts w:cs="Times New Roman"/>
-          <w:szCs w:val="28"/>
-        </w:rPr>
-        <w:t xml:space="preserve"> – це спеціалізоване інтегроване середовище розробки (IDE) для мови програмування </w:t>
-      </w:r>
-      <w:proofErr w:type="spellStart"/>
-      <w:r>
-        <w:rPr>
-          <w:rFonts w:cs="Times New Roman"/>
-          <w:szCs w:val="28"/>
-        </w:rPr>
-        <w:t>Python</w:t>
-      </w:r>
-      <w:proofErr w:type="spellEnd"/>
-      <w:r>
-        <w:rPr>
-          <w:rFonts w:cs="Times New Roman"/>
-          <w:szCs w:val="28"/>
-        </w:rPr>
-        <w:t xml:space="preserve">, створене компанією </w:t>
-      </w:r>
-      <w:proofErr w:type="spellStart"/>
-      <w:r>
-        <w:rPr>
-          <w:rFonts w:cs="Times New Roman"/>
-          <w:szCs w:val="28"/>
-        </w:rPr>
-        <w:t>JetBrains</w:t>
-      </w:r>
-      <w:proofErr w:type="spellEnd"/>
-      <w:r>
-        <w:rPr>
-          <w:rFonts w:cs="Times New Roman"/>
-          <w:szCs w:val="28"/>
-        </w:rPr>
-        <w:t xml:space="preserve">. На відміну від простих текстових редакторів, </w:t>
-      </w:r>
-      <w:proofErr w:type="spellStart"/>
-      <w:r>
-        <w:rPr>
-          <w:rFonts w:cs="Times New Roman"/>
-          <w:szCs w:val="28"/>
-        </w:rPr>
-        <w:t>PyCharm</w:t>
-      </w:r>
-      <w:proofErr w:type="spellEnd"/>
-      <w:r>
-        <w:rPr>
-          <w:rFonts w:cs="Times New Roman"/>
-          <w:szCs w:val="28"/>
-        </w:rPr>
-        <w:t xml:space="preserve"> надає повний набір інструментів для професійної розробки в одному вікні</w:t>
+      <w:r>
+        <w:rPr>
+          <w:rFonts w:cs="Times New Roman"/>
+          <w:szCs w:val="28"/>
+        </w:rPr>
+        <w:t>PyCharm – це спеціалізоване інтегроване середовище розробки (IDE) для мови програмування Python, створене компанією JetBrains. На відміну від простих текстових редакторів, PyCharm надає повний набір інструментів для професійної розробки в одному вікні</w:t>
       </w:r>
     </w:p>
     <w:p>
@@ -2663,55 +2348,7 @@
           <w:rFonts w:cs="Times New Roman"/>
           <w:szCs w:val="28"/>
         </w:rPr>
-        <w:t xml:space="preserve">Система контролю версій (VCS) – це програмне забезпечення, яке фіксує зміни у файлах </w:t>
-      </w:r>
-      <w:proofErr w:type="spellStart"/>
-      <w:r>
-        <w:rPr>
-          <w:rFonts w:cs="Times New Roman"/>
-          <w:szCs w:val="28"/>
-        </w:rPr>
-        <w:t>проєкту</w:t>
-      </w:r>
-      <w:proofErr w:type="spellEnd"/>
-      <w:r>
-        <w:rPr>
-          <w:rFonts w:cs="Times New Roman"/>
-          <w:szCs w:val="28"/>
-        </w:rPr>
-        <w:t xml:space="preserve"> протягом часу. Це дозволяє повернутися до будь-якого попереднього стану коду, відстежити, хто і які зміни </w:t>
-      </w:r>
-      <w:proofErr w:type="spellStart"/>
-      <w:r>
-        <w:rPr>
-          <w:rFonts w:cs="Times New Roman"/>
-          <w:szCs w:val="28"/>
-        </w:rPr>
-        <w:t>вніс</w:t>
-      </w:r>
-      <w:proofErr w:type="spellEnd"/>
-      <w:r>
-        <w:rPr>
-          <w:rFonts w:cs="Times New Roman"/>
-          <w:szCs w:val="28"/>
-        </w:rPr>
-        <w:t xml:space="preserve">, а також працювати над одним </w:t>
-      </w:r>
-      <w:proofErr w:type="spellStart"/>
-      <w:r>
-        <w:rPr>
-          <w:rFonts w:cs="Times New Roman"/>
-          <w:szCs w:val="28"/>
-        </w:rPr>
-        <w:t>проєктом</w:t>
-      </w:r>
-      <w:proofErr w:type="spellEnd"/>
-      <w:r>
-        <w:rPr>
-          <w:rFonts w:cs="Times New Roman"/>
-          <w:szCs w:val="28"/>
-        </w:rPr>
-        <w:t xml:space="preserve"> цілій команді без ризику видалити роботу колег.</w:t>
+        <w:t>Система контролю версій (VCS) – це програмне забезпечення, яке фіксує зміни у файлах проєкту протягом часу. Це дозволяє повернутися до будь-якого попереднього стану коду, відстежити, хто і які зміни вніс, а також працювати над одним проєктом цілій команді без ризику видалити роботу колег.</w:t>
       </w:r>
     </w:p>
     <w:p>
@@ -2737,39 +2374,7 @@
           <w:rFonts w:cs="Times New Roman"/>
           <w:szCs w:val="28"/>
         </w:rPr>
-        <w:t xml:space="preserve">Що відбувається унаслідок виконання команди </w:t>
-      </w:r>
-      <w:proofErr w:type="spellStart"/>
-      <w:r>
-        <w:rPr>
-          <w:rFonts w:cs="Times New Roman"/>
-          <w:szCs w:val="28"/>
-        </w:rPr>
-        <w:t>git</w:t>
-      </w:r>
-      <w:proofErr w:type="spellEnd"/>
-      <w:r>
-        <w:rPr>
-          <w:rFonts w:cs="Times New Roman"/>
-          <w:szCs w:val="28"/>
-        </w:rPr>
-        <w:t xml:space="preserve"> </w:t>
-      </w:r>
-      <w:proofErr w:type="spellStart"/>
-      <w:r>
-        <w:rPr>
-          <w:rFonts w:cs="Times New Roman"/>
-          <w:szCs w:val="28"/>
-        </w:rPr>
-        <w:t>add</w:t>
-      </w:r>
-      <w:proofErr w:type="spellEnd"/>
-      <w:r>
-        <w:rPr>
-          <w:rFonts w:cs="Times New Roman"/>
-          <w:szCs w:val="28"/>
-        </w:rPr>
-        <w:t xml:space="preserve"> .?</w:t>
+        <w:t>Що відбувається унаслідок виконання команди git add .?</w:t>
       </w:r>
     </w:p>
     <w:p>
@@ -2816,39 +2421,7 @@
           <w:rFonts w:cs="Times New Roman"/>
           <w:szCs w:val="28"/>
         </w:rPr>
-        <w:t xml:space="preserve">Що відбувається унаслідок виконання команди </w:t>
-      </w:r>
-      <w:proofErr w:type="spellStart"/>
-      <w:r>
-        <w:rPr>
-          <w:rFonts w:cs="Times New Roman"/>
-          <w:szCs w:val="28"/>
-        </w:rPr>
-        <w:t>git</w:t>
-      </w:r>
-      <w:proofErr w:type="spellEnd"/>
-      <w:r>
-        <w:rPr>
-          <w:rFonts w:cs="Times New Roman"/>
-          <w:szCs w:val="28"/>
-        </w:rPr>
-        <w:t xml:space="preserve"> </w:t>
-      </w:r>
-      <w:proofErr w:type="spellStart"/>
-      <w:r>
-        <w:rPr>
-          <w:rFonts w:cs="Times New Roman"/>
-          <w:szCs w:val="28"/>
-        </w:rPr>
-        <w:t>commit</w:t>
-      </w:r>
-      <w:proofErr w:type="spellEnd"/>
-      <w:r>
-        <w:rPr>
-          <w:rFonts w:cs="Times New Roman"/>
-          <w:szCs w:val="28"/>
-        </w:rPr>
-        <w:t>?</w:t>
+        <w:t>Що відбувається унаслідок виконання команди git commit?</w:t>
       </w:r>
     </w:p>
     <w:p>
@@ -2895,39 +2468,7 @@
           <w:rFonts w:cs="Times New Roman"/>
           <w:szCs w:val="28"/>
         </w:rPr>
-        <w:t xml:space="preserve">Якою </w:t>
-      </w:r>
-      <w:proofErr w:type="spellStart"/>
-      <w:r>
-        <w:rPr>
-          <w:rFonts w:cs="Times New Roman"/>
-          <w:szCs w:val="28"/>
-        </w:rPr>
-        <w:t>Git</w:t>
-      </w:r>
-      <w:proofErr w:type="spellEnd"/>
-      <w:r>
-        <w:rPr>
-          <w:rFonts w:cs="Times New Roman"/>
-          <w:szCs w:val="28"/>
-        </w:rPr>
-        <w:t xml:space="preserve">-командою виконується розміщення локальної копії </w:t>
-      </w:r>
-      <w:proofErr w:type="spellStart"/>
-      <w:r>
-        <w:rPr>
-          <w:rFonts w:cs="Times New Roman"/>
-          <w:szCs w:val="28"/>
-        </w:rPr>
-        <w:t>Git</w:t>
-      </w:r>
-      <w:proofErr w:type="spellEnd"/>
-      <w:r>
-        <w:rPr>
-          <w:rFonts w:cs="Times New Roman"/>
-          <w:szCs w:val="28"/>
-        </w:rPr>
-        <w:t xml:space="preserve">- репозиторію </w:t>
+        <w:t xml:space="preserve">Якою Git-командою виконується розміщення локальної копії Git- репозиторію </w:t>
       </w:r>
       <w:r>
         <w:rPr>
@@ -2941,23 +2482,7 @@
           <w:rFonts w:cs="Times New Roman"/>
           <w:szCs w:val="28"/>
         </w:rPr>
-        <w:t xml:space="preserve"> на віддаленому, що знаходиться на </w:t>
-      </w:r>
-      <w:proofErr w:type="spellStart"/>
-      <w:r>
-        <w:rPr>
-          <w:rFonts w:cs="Times New Roman"/>
-          <w:szCs w:val="28"/>
-        </w:rPr>
-        <w:t>GitHub</w:t>
-      </w:r>
-      <w:proofErr w:type="spellEnd"/>
-      <w:r>
-        <w:rPr>
-          <w:rFonts w:cs="Times New Roman"/>
-          <w:szCs w:val="28"/>
-        </w:rPr>
-        <w:t>?</w:t>
+        <w:t xml:space="preserve"> на віддаленому, що знаходиться на GitHub?</w:t>
       </w:r>
     </w:p>
     <w:p>
@@ -2978,55 +2503,7 @@
           <w:rFonts w:cs="Times New Roman"/>
           <w:szCs w:val="28"/>
         </w:rPr>
-        <w:t xml:space="preserve">Для того, щоб відправити локальні </w:t>
-      </w:r>
-      <w:proofErr w:type="spellStart"/>
-      <w:r>
-        <w:rPr>
-          <w:rFonts w:cs="Times New Roman"/>
-          <w:szCs w:val="28"/>
-        </w:rPr>
-        <w:t>комміти</w:t>
-      </w:r>
-      <w:proofErr w:type="spellEnd"/>
-      <w:r>
-        <w:rPr>
-          <w:rFonts w:cs="Times New Roman"/>
-          <w:szCs w:val="28"/>
-        </w:rPr>
-        <w:t xml:space="preserve"> на віддалений сервер, використовується команда: </w:t>
-      </w:r>
-      <w:proofErr w:type="spellStart"/>
-      <w:r>
-        <w:rPr>
-          <w:rFonts w:cs="Times New Roman"/>
-          <w:szCs w:val="28"/>
-        </w:rPr>
-        <w:t>git</w:t>
-      </w:r>
-      <w:proofErr w:type="spellEnd"/>
-      <w:r>
-        <w:rPr>
-          <w:rFonts w:cs="Times New Roman"/>
-          <w:szCs w:val="28"/>
-        </w:rPr>
-        <w:t xml:space="preserve"> </w:t>
-      </w:r>
-      <w:proofErr w:type="spellStart"/>
-      <w:r>
-        <w:rPr>
-          <w:rFonts w:cs="Times New Roman"/>
-          <w:szCs w:val="28"/>
-        </w:rPr>
-        <w:t>push</w:t>
-      </w:r>
-      <w:proofErr w:type="spellEnd"/>
-      <w:r>
-        <w:rPr>
-          <w:rFonts w:cs="Times New Roman"/>
-          <w:szCs w:val="28"/>
-        </w:rPr>
-        <w:t>.</w:t>
+        <w:t>Для того, щоб відправити локальні комміти на віддалений сервер, використовується команда: git push.</w:t>
       </w:r>
     </w:p>
     <w:p>
@@ -3047,71 +2524,7 @@
           <w:rFonts w:cs="Times New Roman"/>
           <w:szCs w:val="28"/>
         </w:rPr>
-        <w:t xml:space="preserve">Якщо робити це вперше для поточної гілки, команда зазвичай виглядає так: </w:t>
-      </w:r>
-      <w:proofErr w:type="spellStart"/>
-      <w:r>
-        <w:rPr>
-          <w:rFonts w:cs="Times New Roman"/>
-          <w:szCs w:val="28"/>
-        </w:rPr>
-        <w:t>git</w:t>
-      </w:r>
-      <w:proofErr w:type="spellEnd"/>
-      <w:r>
-        <w:rPr>
-          <w:rFonts w:cs="Times New Roman"/>
-          <w:szCs w:val="28"/>
-        </w:rPr>
-        <w:t xml:space="preserve"> </w:t>
-      </w:r>
-      <w:proofErr w:type="spellStart"/>
-      <w:r>
-        <w:rPr>
-          <w:rFonts w:cs="Times New Roman"/>
-          <w:szCs w:val="28"/>
-        </w:rPr>
-        <w:t>push</w:t>
-      </w:r>
-      <w:proofErr w:type="spellEnd"/>
-      <w:r>
-        <w:rPr>
-          <w:rFonts w:cs="Times New Roman"/>
-          <w:szCs w:val="28"/>
-        </w:rPr>
-        <w:t xml:space="preserve"> -u </w:t>
-      </w:r>
-      <w:proofErr w:type="spellStart"/>
-      <w:r>
-        <w:rPr>
-          <w:rFonts w:cs="Times New Roman"/>
-          <w:szCs w:val="28"/>
-        </w:rPr>
-        <w:t>origin</w:t>
-      </w:r>
-      <w:proofErr w:type="spellEnd"/>
-      <w:r>
-        <w:rPr>
-          <w:rFonts w:cs="Times New Roman"/>
-          <w:szCs w:val="28"/>
-        </w:rPr>
-        <w:t xml:space="preserve"> </w:t>
-      </w:r>
-      <w:proofErr w:type="spellStart"/>
-      <w:r>
-        <w:rPr>
-          <w:rFonts w:cs="Times New Roman"/>
-          <w:szCs w:val="28"/>
-        </w:rPr>
-        <w:t>main</w:t>
-      </w:r>
-      <w:proofErr w:type="spellEnd"/>
-      <w:r>
-        <w:rPr>
-          <w:rFonts w:cs="Times New Roman"/>
-          <w:szCs w:val="28"/>
-        </w:rPr>
-        <w:t>.</w:t>
+        <w:t>Якщо робити це вперше для поточної гілки, команда зазвичай виглядає так: git push -u origin main.</w:t>
       </w:r>
     </w:p>
     <w:sectPr>
